--- a/outputs/final_cam.docx
+++ b/outputs/final_cam.docx
@@ -27,7 +27,7 @@
           <w:color w:val="336699"/>
           <w:sz w:val="28"/>
         </w:rPr>
-        <w:t>Arjun Textiles Limited</w:t>
+        <w:t>Passionfruit Inc.</w:t>
       </w:r>
     </w:p>
     <w:p/>
@@ -71,15 +71,25 @@
       </w:pPr>
     </w:p>
     <w:p>
+      <w:r>
+        <w:rPr>
+          <w:b/>
+          <w:color w:val="003366"/>
+          <w:sz w:val="24"/>
+        </w:rPr>
+        <w:t>1. Executive Summary</w:t>
+      </w:r>
+    </w:p>
+    <w:p>
       <w:pPr>
         <w:spacing w:after="80"/>
+        <w:jc w:val="both"/>
       </w:pPr>
       <w:r>
         <w:rPr>
-          <w:b/>
           <w:sz w:val="21"/>
         </w:rPr>
-        <w:t>Section 1: Introduction</w:t>
+        <w:t>Passionfruit Inc., a corporation incorporated in 2008, has approached us for a credit facility. The purpose of the facility is not specified in the provided data. Key highlights of the company's financial performance include total revenue of $8,609 in FY2025, with a profit after tax (PAT) of $1,524. The company's current ratio stands at 2.14, and its debt-equity ratio is 0.30 as of FY2025.</w:t>
       </w:r>
     </w:p>
     <w:p/>
@@ -88,20 +98,21 @@
         <w:rPr>
           <w:b/>
           <w:color w:val="003366"/>
-          <w:sz w:val="22"/>
+          <w:sz w:val="24"/>
         </w:rPr>
-        <w:t>1.1 Executive Summary</w:t>
+        <w:t>2. Borrower Background</w:t>
       </w:r>
     </w:p>
     <w:p>
       <w:pPr>
         <w:spacing w:after="80"/>
+        <w:jc w:val="both"/>
       </w:pPr>
       <w:r>
         <w:rPr>
           <w:sz w:val="21"/>
         </w:rPr>
-        <w:t>We have been approached by Arjun Textiles Limited (the "Borrower") to enhance its working capital facilities. This Credit Assessment Memo (CAM) provides an overview of the Borrower's background, the purpose of the proposed facility, and our assessment of its creditworthiness. The proposed facility is expected to be utilized for working capital purposes, including funding the Borrower's operational requirements.</w:t>
+        <w:t>Passionfruit Inc. is a corporation registered with the registration number 84-2174610, and its registered office is located at 2400 Lavaca Street, Austin, Texas 78705. The company was incorporated in 2008. Passionfruit Inc. designs, manufactures, and markets premium consumer technology products, including smart wearables, wireless audio devices, connected home accessories, and a portfolio of subscription-based digital services.</w:t>
       </w:r>
     </w:p>
     <w:p/>
@@ -110,20 +121,21 @@
         <w:rPr>
           <w:b/>
           <w:color w:val="003366"/>
-          <w:sz w:val="22"/>
+          <w:sz w:val="24"/>
         </w:rPr>
-        <w:t>1.2 Borrower Background</w:t>
+        <w:t>3. Management &amp; Promoters</w:t>
       </w:r>
     </w:p>
     <w:p>
       <w:pPr>
         <w:spacing w:after="80"/>
+        <w:jc w:val="both"/>
       </w:pPr>
       <w:r>
         <w:rPr>
           <w:sz w:val="21"/>
         </w:rPr>
-        <w:t>Arjun Textiles Limited, a Public Limited Company incorporated in 2004, is engaged in the manufacture and export of cotton yarn, grey fabric, and processed fabric. The company is led by experienced promoters, Mr. Rajesh Kumar Arjun (Chairman &amp; Managing Director) and Mrs. Sunita R. Arjun (Whole-Time Director), who possess significant expertise in the textile industry. The key management team comprises seasoned professionals, including Mr. Rajesh Kumar Arjun (CMD, 28 years of experience, B.Tech (Textiles), IIT Delhi), Mrs. Sunita R. Arjun (WTD – Finance, 22 years of experience, CA, ICAI), Mr. Anil Choudhary (CEO, 19 years of experience, MBA (IIM-A)), Mr. Vivek Joshi (CFO, 16 years of experience, CA &amp; CMA), and Ms. Priya Nair (Company Secretary, 11 years of experience, CS, ICSI). The shareholding pattern of the company is as follows: promoter group (62.5%), public institutional investors (14.0%), and public non-institutional investors (23.5%).</w:t>
+        <w:t>The key management team of Passionfruit Inc. includes Mira Achebe, who serves as the Chair, President, and Chief Executive Officer. Other key members of the management team are Daniel R. Holloway, Senior Vice President and Chief Financial Officer; Priya Subramanian, Senior Vice President, Hardware Engineering; Marcus T. Lin, Senior Vice President, Services; and Helen Park, General Counsel and Corporate Secretary. The data does not provide information on the promoters of the company or the experience and qualifications of the management team members.</w:t>
       </w:r>
     </w:p>
     <w:p/>
@@ -132,20 +144,21 @@
         <w:rPr>
           <w:b/>
           <w:color w:val="003366"/>
-          <w:sz w:val="22"/>
+          <w:sz w:val="24"/>
         </w:rPr>
-        <w:t>1.3 Purpose of Facility</w:t>
+        <w:t>4. Ownership Structure</w:t>
       </w:r>
     </w:p>
     <w:p>
       <w:pPr>
         <w:spacing w:after="80"/>
+        <w:jc w:val="both"/>
       </w:pPr>
       <w:r>
         <w:rPr>
           <w:sz w:val="21"/>
         </w:rPr>
-        <w:t>The proposed working capital facility is intended to enhance the Borrower's existing working capital limits to support its growing business operations. The facility will be used to fund the Borrower's operational requirements, including procurement of raw materials, payment to suppliers, and meeting other working capital expenses. The exact amount of the proposed facility is not specified; however, it is expected to be utilized for working capital purposes only. The terms and conditions of the facility, including the amount, tenure, and interest rate, will be finalized based on the Borrower's requirements and our credit assessment.</w:t>
+        <w:t>The shareholding pattern of Passionfruit Inc. is not fully disclosed in the provided data, as the percentages of promoter holding, public institutional holding, and public non-institutional holding are not available. Therefore, we cannot determine the ownership structure of the company based on the given information.</w:t>
       </w:r>
     </w:p>
     <w:p/>
@@ -171,186 +184,1271 @@
       </w:pPr>
     </w:p>
     <w:p>
+      <w:r>
+        <w:rPr>
+          <w:b/>
+          <w:color w:val="003366"/>
+          <w:sz w:val="24"/>
+        </w:rPr>
+        <w:t>2. Financial Analysis</w:t>
+      </w:r>
+    </w:p>
+    <w:p/>
+    <w:p>
+      <w:r>
+        <w:rPr>
+          <w:b/>
+          <w:color w:val="003366"/>
+          <w:sz w:val="22"/>
+        </w:rPr>
+        <w:t>2.1 Revenue &amp; Profitability</w:t>
+      </w:r>
+    </w:p>
+    <w:p>
       <w:pPr>
         <w:spacing w:after="80"/>
+        <w:jc w:val="both"/>
       </w:pPr>
       <w:r>
         <w:rPr>
-          <w:b/>
           <w:sz w:val="21"/>
         </w:rPr>
-        <w:t>Section 2: Financial Performance and Analysis</w:t>
+        <w:t>The revenue of Passionfruit Inc. has shown a steady increase over the available years, with a growth of 7.83% from FY2023 to FY2024 and 7.83% from FY2024 to FY2025. The total revenue for FY2023, FY2024, and FY2025 was $7,386, $7,980, and $8,609 respectively.</w:t>
+      </w:r>
+    </w:p>
+    <w:p/>
+    <w:tbl>
+      <w:tblPr>
+        <w:tblStyle w:val="TableGrid"/>
+        <w:tblW w:type="auto" w:w="0"/>
+        <w:jc w:val="left"/>
+        <w:tblLook w:firstColumn="1" w:firstRow="1" w:lastColumn="0" w:lastRow="0" w:noHBand="0" w:noVBand="1" w:val="04A0"/>
+      </w:tblPr>
+      <w:tblGrid>
+        <w:gridCol w:w="1520"/>
+        <w:gridCol w:w="1520"/>
+        <w:gridCol w:w="1520"/>
+        <w:gridCol w:w="1520"/>
+        <w:gridCol w:w="1520"/>
+        <w:gridCol w:w="1520"/>
+      </w:tblGrid>
+      <w:tr>
+        <w:tc>
+          <w:tcPr>
+            <w:tcW w:type="dxa" w:w="1520"/>
+            <w:shd w:val="clear" w:color="auto" w:fill="003366"/>
+          </w:tcPr>
+          <w:p>
+            <w:r>
+              <w:rPr>
+                <w:b/>
+                <w:color w:val="FFFFFF"/>
+                <w:sz w:val="19"/>
+              </w:rPr>
+              <w:t>Fiscal Year</w:t>
+            </w:r>
+          </w:p>
+        </w:tc>
+        <w:tc>
+          <w:tcPr>
+            <w:tcW w:type="dxa" w:w="1520"/>
+            <w:shd w:val="clear" w:color="auto" w:fill="003366"/>
+          </w:tcPr>
+          <w:p>
+            <w:r>
+              <w:rPr>
+                <w:b/>
+                <w:color w:val="FFFFFF"/>
+                <w:sz w:val="19"/>
+              </w:rPr>
+              <w:t>Revenue</w:t>
+            </w:r>
+          </w:p>
+        </w:tc>
+        <w:tc>
+          <w:tcPr>
+            <w:tcW w:type="dxa" w:w="1520"/>
+            <w:shd w:val="clear" w:color="auto" w:fill="003366"/>
+          </w:tcPr>
+          <w:p>
+            <w:r>
+              <w:rPr>
+                <w:b/>
+                <w:color w:val="FFFFFF"/>
+                <w:sz w:val="19"/>
+              </w:rPr>
+              <w:t>EBITDA</w:t>
+            </w:r>
+          </w:p>
+        </w:tc>
+        <w:tc>
+          <w:tcPr>
+            <w:tcW w:type="dxa" w:w="1520"/>
+            <w:shd w:val="clear" w:color="auto" w:fill="003366"/>
+          </w:tcPr>
+          <w:p>
+            <w:r>
+              <w:rPr>
+                <w:b/>
+                <w:color w:val="FFFFFF"/>
+                <w:sz w:val="19"/>
+              </w:rPr>
+              <w:t>PAT</w:t>
+            </w:r>
+          </w:p>
+        </w:tc>
+        <w:tc>
+          <w:tcPr>
+            <w:tcW w:type="dxa" w:w="1520"/>
+            <w:shd w:val="clear" w:color="auto" w:fill="003366"/>
+          </w:tcPr>
+          <w:p>
+            <w:r>
+              <w:rPr>
+                <w:b/>
+                <w:color w:val="FFFFFF"/>
+                <w:sz w:val="19"/>
+              </w:rPr>
+              <w:t>EBITDA Margin</w:t>
+            </w:r>
+          </w:p>
+        </w:tc>
+        <w:tc>
+          <w:tcPr>
+            <w:tcW w:type="dxa" w:w="1520"/>
+            <w:shd w:val="clear" w:color="auto" w:fill="003366"/>
+          </w:tcPr>
+          <w:p>
+            <w:r>
+              <w:rPr>
+                <w:b/>
+                <w:color w:val="FFFFFF"/>
+                <w:sz w:val="19"/>
+              </w:rPr>
+              <w:t>PAT Margin</w:t>
+            </w:r>
+          </w:p>
+        </w:tc>
+      </w:tr>
+      <w:tr>
+        <w:tc>
+          <w:tcPr>
+            <w:tcW w:type="dxa" w:w="1520"/>
+          </w:tcPr>
+          <w:p>
+            <w:r>
+              <w:rPr>
+                <w:color w:val="000000"/>
+                <w:sz w:val="19"/>
+              </w:rPr>
+              <w:t>FY2023</w:t>
+            </w:r>
+          </w:p>
+        </w:tc>
+        <w:tc>
+          <w:tcPr>
+            <w:tcW w:type="dxa" w:w="1520"/>
+          </w:tcPr>
+          <w:p>
+            <w:r>
+              <w:rPr>
+                <w:color w:val="000000"/>
+                <w:sz w:val="19"/>
+              </w:rPr>
+              <w:t>$7,386</w:t>
+            </w:r>
+          </w:p>
+        </w:tc>
+        <w:tc>
+          <w:tcPr>
+            <w:tcW w:type="dxa" w:w="1520"/>
+          </w:tcPr>
+          <w:p>
+            <w:r>
+              <w:rPr>
+                <w:color w:val="000000"/>
+                <w:sz w:val="19"/>
+              </w:rPr>
+              <w:t>$1,856</w:t>
+            </w:r>
+          </w:p>
+        </w:tc>
+        <w:tc>
+          <w:tcPr>
+            <w:tcW w:type="dxa" w:w="1520"/>
+          </w:tcPr>
+          <w:p>
+            <w:r>
+              <w:rPr>
+                <w:color w:val="000000"/>
+                <w:sz w:val="19"/>
+              </w:rPr>
+              <w:t>$1,166</w:t>
+            </w:r>
+          </w:p>
+        </w:tc>
+        <w:tc>
+          <w:tcPr>
+            <w:tcW w:type="dxa" w:w="1520"/>
+          </w:tcPr>
+          <w:p>
+            <w:r>
+              <w:rPr>
+                <w:color w:val="000000"/>
+                <w:sz w:val="19"/>
+              </w:rPr>
+              <w:t>25.20%</w:t>
+            </w:r>
+          </w:p>
+        </w:tc>
+        <w:tc>
+          <w:tcPr>
+            <w:tcW w:type="dxa" w:w="1520"/>
+          </w:tcPr>
+          <w:p>
+            <w:r>
+              <w:rPr>
+                <w:color w:val="000000"/>
+                <w:sz w:val="19"/>
+              </w:rPr>
+              <w:t>15.80%</w:t>
+            </w:r>
+          </w:p>
+        </w:tc>
+      </w:tr>
+      <w:tr>
+        <w:tc>
+          <w:tcPr>
+            <w:tcW w:type="dxa" w:w="1520"/>
+            <w:shd w:val="clear" w:color="auto" w:fill="EAF0F8"/>
+          </w:tcPr>
+          <w:p>
+            <w:r>
+              <w:rPr>
+                <w:color w:val="000000"/>
+                <w:sz w:val="19"/>
+              </w:rPr>
+              <w:t>FY2024</w:t>
+            </w:r>
+          </w:p>
+        </w:tc>
+        <w:tc>
+          <w:tcPr>
+            <w:tcW w:type="dxa" w:w="1520"/>
+            <w:shd w:val="clear" w:color="auto" w:fill="EAF0F8"/>
+          </w:tcPr>
+          <w:p>
+            <w:r>
+              <w:rPr>
+                <w:color w:val="000000"/>
+                <w:sz w:val="19"/>
+              </w:rPr>
+              <w:t>$7,980</w:t>
+            </w:r>
+          </w:p>
+        </w:tc>
+        <w:tc>
+          <w:tcPr>
+            <w:tcW w:type="dxa" w:w="1520"/>
+            <w:shd w:val="clear" w:color="auto" w:fill="EAF0F8"/>
+          </w:tcPr>
+          <w:p>
+            <w:r>
+              <w:rPr>
+                <w:color w:val="000000"/>
+                <w:sz w:val="19"/>
+              </w:rPr>
+              <w:t>$2,106</w:t>
+            </w:r>
+          </w:p>
+        </w:tc>
+        <w:tc>
+          <w:tcPr>
+            <w:tcW w:type="dxa" w:w="1520"/>
+            <w:shd w:val="clear" w:color="auto" w:fill="EAF0F8"/>
+          </w:tcPr>
+          <w:p>
+            <w:r>
+              <w:rPr>
+                <w:color w:val="000000"/>
+                <w:sz w:val="19"/>
+              </w:rPr>
+              <w:t>$1,332</w:t>
+            </w:r>
+          </w:p>
+        </w:tc>
+        <w:tc>
+          <w:tcPr>
+            <w:tcW w:type="dxa" w:w="1520"/>
+            <w:shd w:val="clear" w:color="auto" w:fill="EAF0F8"/>
+          </w:tcPr>
+          <w:p>
+            <w:r>
+              <w:rPr>
+                <w:color w:val="000000"/>
+                <w:sz w:val="19"/>
+              </w:rPr>
+              <w:t>26.50%</w:t>
+            </w:r>
+          </w:p>
+        </w:tc>
+        <w:tc>
+          <w:tcPr>
+            <w:tcW w:type="dxa" w:w="1520"/>
+            <w:shd w:val="clear" w:color="auto" w:fill="EAF0F8"/>
+          </w:tcPr>
+          <w:p>
+            <w:r>
+              <w:rPr>
+                <w:color w:val="000000"/>
+                <w:sz w:val="19"/>
+              </w:rPr>
+              <w:t>16.80%</w:t>
+            </w:r>
+          </w:p>
+        </w:tc>
+      </w:tr>
+      <w:tr>
+        <w:tc>
+          <w:tcPr>
+            <w:tcW w:type="dxa" w:w="1520"/>
+          </w:tcPr>
+          <w:p>
+            <w:r>
+              <w:rPr>
+                <w:color w:val="000000"/>
+                <w:sz w:val="19"/>
+              </w:rPr>
+              <w:t>FY2025</w:t>
+            </w:r>
+          </w:p>
+        </w:tc>
+        <w:tc>
+          <w:tcPr>
+            <w:tcW w:type="dxa" w:w="1520"/>
+          </w:tcPr>
+          <w:p>
+            <w:r>
+              <w:rPr>
+                <w:color w:val="000000"/>
+                <w:sz w:val="19"/>
+              </w:rPr>
+              <w:t>$8,609</w:t>
+            </w:r>
+          </w:p>
+        </w:tc>
+        <w:tc>
+          <w:tcPr>
+            <w:tcW w:type="dxa" w:w="1520"/>
+          </w:tcPr>
+          <w:p>
+            <w:r>
+              <w:rPr>
+                <w:color w:val="000000"/>
+                <w:sz w:val="19"/>
+              </w:rPr>
+              <w:t>$2,389</w:t>
+            </w:r>
+          </w:p>
+        </w:tc>
+        <w:tc>
+          <w:tcPr>
+            <w:tcW w:type="dxa" w:w="1520"/>
+          </w:tcPr>
+          <w:p>
+            <w:r>
+              <w:rPr>
+                <w:color w:val="000000"/>
+                <w:sz w:val="19"/>
+              </w:rPr>
+              <w:t>$1,524</w:t>
+            </w:r>
+          </w:p>
+        </w:tc>
+        <w:tc>
+          <w:tcPr>
+            <w:tcW w:type="dxa" w:w="1520"/>
+          </w:tcPr>
+          <w:p>
+            <w:r>
+              <w:rPr>
+                <w:color w:val="000000"/>
+                <w:sz w:val="19"/>
+              </w:rPr>
+              <w:t>27.80%</w:t>
+            </w:r>
+          </w:p>
+        </w:tc>
+        <w:tc>
+          <w:tcPr>
+            <w:tcW w:type="dxa" w:w="1520"/>
+          </w:tcPr>
+          <w:p>
+            <w:r>
+              <w:rPr>
+                <w:color w:val="000000"/>
+                <w:sz w:val="19"/>
+              </w:rPr>
+              <w:t>17.80%</w:t>
+            </w:r>
+          </w:p>
+        </w:tc>
+      </w:tr>
+    </w:tbl>
+    <w:p/>
+    <w:p/>
+    <w:p>
+      <w:pPr>
+        <w:spacing w:after="80"/>
+        <w:jc w:val="both"/>
+      </w:pPr>
+      <w:r>
+        <w:rPr>
+          <w:sz w:val="21"/>
+        </w:rPr>
+        <w:t>The EBITDA and PAT have also shown an increasing trend, with EBITDA margins and PAT margins improving over the years. This indicates a positive trend in the company's profitability.</w:t>
+      </w:r>
+    </w:p>
+    <w:p/>
+    <w:p>
+      <w:r>
+        <w:rPr>
+          <w:b/>
+          <w:color w:val="003366"/>
+          <w:sz w:val="22"/>
+        </w:rPr>
+        <w:t>2.2 Balance Sheet Analysis</w:t>
+      </w:r>
+    </w:p>
+    <w:p>
+      <w:pPr>
+        <w:spacing w:after="80"/>
+        <w:jc w:val="both"/>
+      </w:pPr>
+      <w:r>
+        <w:rPr>
+          <w:sz w:val="21"/>
+        </w:rPr>
+        <w:t>The total assets of the company have increased from $8,887 in FY2024 to $9,820 in FY2025. The total equity has also increased from $3,729 in FY2024 to $4,180 in FY2025. The total borrowings have remained constant at $1,250.</w:t>
+      </w:r>
+    </w:p>
+    <w:p/>
+    <w:tbl>
+      <w:tblPr>
+        <w:tblStyle w:val="TableGrid"/>
+        <w:tblW w:type="auto" w:w="0"/>
+        <w:jc w:val="left"/>
+        <w:tblLook w:firstColumn="1" w:firstRow="1" w:lastColumn="0" w:lastRow="0" w:noHBand="0" w:noVBand="1" w:val="04A0"/>
+      </w:tblPr>
+      <w:tblGrid>
+        <w:gridCol w:w="2280"/>
+        <w:gridCol w:w="2280"/>
+        <w:gridCol w:w="2280"/>
+        <w:gridCol w:w="2280"/>
+      </w:tblGrid>
+      <w:tr>
+        <w:tc>
+          <w:tcPr>
+            <w:tcW w:type="dxa" w:w="2280"/>
+            <w:shd w:val="clear" w:color="auto" w:fill="003366"/>
+          </w:tcPr>
+          <w:p>
+            <w:r>
+              <w:rPr>
+                <w:b/>
+                <w:color w:val="FFFFFF"/>
+                <w:sz w:val="19"/>
+              </w:rPr>
+              <w:t>Fiscal Year</w:t>
+            </w:r>
+          </w:p>
+        </w:tc>
+        <w:tc>
+          <w:tcPr>
+            <w:tcW w:type="dxa" w:w="2280"/>
+            <w:shd w:val="clear" w:color="auto" w:fill="003366"/>
+          </w:tcPr>
+          <w:p>
+            <w:r>
+              <w:rPr>
+                <w:b/>
+                <w:color w:val="FFFFFF"/>
+                <w:sz w:val="19"/>
+              </w:rPr>
+              <w:t>Total Assets</w:t>
+            </w:r>
+          </w:p>
+        </w:tc>
+        <w:tc>
+          <w:tcPr>
+            <w:tcW w:type="dxa" w:w="2280"/>
+            <w:shd w:val="clear" w:color="auto" w:fill="003366"/>
+          </w:tcPr>
+          <w:p>
+            <w:r>
+              <w:rPr>
+                <w:b/>
+                <w:color w:val="FFFFFF"/>
+                <w:sz w:val="19"/>
+              </w:rPr>
+              <w:t>Total Equity</w:t>
+            </w:r>
+          </w:p>
+        </w:tc>
+        <w:tc>
+          <w:tcPr>
+            <w:tcW w:type="dxa" w:w="2280"/>
+            <w:shd w:val="clear" w:color="auto" w:fill="003366"/>
+          </w:tcPr>
+          <w:p>
+            <w:r>
+              <w:rPr>
+                <w:b/>
+                <w:color w:val="FFFFFF"/>
+                <w:sz w:val="19"/>
+              </w:rPr>
+              <w:t>Total Borrowings</w:t>
+            </w:r>
+          </w:p>
+        </w:tc>
+      </w:tr>
+      <w:tr>
+        <w:tc>
+          <w:tcPr>
+            <w:tcW w:type="dxa" w:w="2280"/>
+          </w:tcPr>
+          <w:p>
+            <w:r>
+              <w:rPr>
+                <w:color w:val="000000"/>
+                <w:sz w:val="19"/>
+              </w:rPr>
+              <w:t>FY2024</w:t>
+            </w:r>
+          </w:p>
+        </w:tc>
+        <w:tc>
+          <w:tcPr>
+            <w:tcW w:type="dxa" w:w="2280"/>
+          </w:tcPr>
+          <w:p>
+            <w:r>
+              <w:rPr>
+                <w:color w:val="000000"/>
+                <w:sz w:val="19"/>
+              </w:rPr>
+              <w:t>$8,887</w:t>
+            </w:r>
+          </w:p>
+        </w:tc>
+        <w:tc>
+          <w:tcPr>
+            <w:tcW w:type="dxa" w:w="2280"/>
+          </w:tcPr>
+          <w:p>
+            <w:r>
+              <w:rPr>
+                <w:color w:val="000000"/>
+                <w:sz w:val="19"/>
+              </w:rPr>
+              <w:t>$3,729</w:t>
+            </w:r>
+          </w:p>
+        </w:tc>
+        <w:tc>
+          <w:tcPr>
+            <w:tcW w:type="dxa" w:w="2280"/>
+          </w:tcPr>
+          <w:p>
+            <w:r>
+              <w:rPr>
+                <w:color w:val="000000"/>
+                <w:sz w:val="19"/>
+              </w:rPr>
+              <w:t>$1,250</w:t>
+            </w:r>
+          </w:p>
+        </w:tc>
+      </w:tr>
+      <w:tr>
+        <w:tc>
+          <w:tcPr>
+            <w:tcW w:type="dxa" w:w="2280"/>
+            <w:shd w:val="clear" w:color="auto" w:fill="EAF0F8"/>
+          </w:tcPr>
+          <w:p>
+            <w:r>
+              <w:rPr>
+                <w:color w:val="000000"/>
+                <w:sz w:val="19"/>
+              </w:rPr>
+              <w:t>FY2025</w:t>
+            </w:r>
+          </w:p>
+        </w:tc>
+        <w:tc>
+          <w:tcPr>
+            <w:tcW w:type="dxa" w:w="2280"/>
+            <w:shd w:val="clear" w:color="auto" w:fill="EAF0F8"/>
+          </w:tcPr>
+          <w:p>
+            <w:r>
+              <w:rPr>
+                <w:color w:val="000000"/>
+                <w:sz w:val="19"/>
+              </w:rPr>
+              <w:t>$9,820</w:t>
+            </w:r>
+          </w:p>
+        </w:tc>
+        <w:tc>
+          <w:tcPr>
+            <w:tcW w:type="dxa" w:w="2280"/>
+            <w:shd w:val="clear" w:color="auto" w:fill="EAF0F8"/>
+          </w:tcPr>
+          <w:p>
+            <w:r>
+              <w:rPr>
+                <w:color w:val="000000"/>
+                <w:sz w:val="19"/>
+              </w:rPr>
+              <w:t>$4,180</w:t>
+            </w:r>
+          </w:p>
+        </w:tc>
+        <w:tc>
+          <w:tcPr>
+            <w:tcW w:type="dxa" w:w="2280"/>
+            <w:shd w:val="clear" w:color="auto" w:fill="EAF0F8"/>
+          </w:tcPr>
+          <w:p>
+            <w:r>
+              <w:rPr>
+                <w:color w:val="000000"/>
+                <w:sz w:val="19"/>
+              </w:rPr>
+              <w:t>$1,250</w:t>
+            </w:r>
+          </w:p>
+        </w:tc>
+      </w:tr>
+    </w:tbl>
+    <w:p/>
+    <w:p/>
+    <w:p>
+      <w:r>
+        <w:rPr>
+          <w:b/>
+          <w:color w:val="003366"/>
+          <w:sz w:val="22"/>
+        </w:rPr>
+        <w:t>2.3 Key Financial Ratios</w:t>
+      </w:r>
+    </w:p>
+    <w:p>
+      <w:pPr>
+        <w:spacing w:after="80"/>
+        <w:jc w:val="both"/>
+      </w:pPr>
+      <w:r>
+        <w:rPr>
+          <w:sz w:val="21"/>
+        </w:rPr>
+        <w:t>The current ratio for FY2025 is 2.14, which is healthy, indicating the company's ability to meet its short-term obligations.</w:t>
       </w:r>
     </w:p>
     <w:p/>
     <w:p>
       <w:pPr>
         <w:spacing w:after="80"/>
+        <w:jc w:val="both"/>
       </w:pPr>
       <w:r>
         <w:rPr>
           <w:sz w:val="21"/>
         </w:rPr>
-        <w:t>The company's financial performance has exhibited a steady upward trend over the past three years, with notable improvements in revenue, profitability, and cash flow generation.</w:t>
+        <w:t>The debt-equity ratio for FY2025 is 0.30, which is healthy, indicating a conservative approach to borrowing.</w:t>
       </w:r>
     </w:p>
     <w:p/>
     <w:p>
       <w:pPr>
         <w:spacing w:after="80"/>
+        <w:jc w:val="both"/>
       </w:pPr>
       <w:r>
         <w:rPr>
-          <w:b/>
           <w:sz w:val="21"/>
         </w:rPr>
-        <w:t>1. Financial Performance - Revenue Trends and Margins</w:t>
+        <w:t>The interest coverage ratio (ICR) for FY2025 is 18.60, which is healthy, indicating the company's ability to meet its interest payments.</w:t>
       </w:r>
     </w:p>
     <w:p/>
     <w:p>
       <w:pPr>
         <w:spacing w:after="80"/>
+        <w:jc w:val="both"/>
       </w:pPr>
       <w:r>
         <w:rPr>
           <w:sz w:val="21"/>
         </w:rPr>
-        <w:t>The company's revenue has consistently increased year-over-year, with a growth rate of 17.45% from FY22 to FY23 and 14.85% from FY23 to FY24, reaching Rs 18,742.36 Lakhs in FY24. The EBITDA margin has also shown a steady improvement, increasing from 15.98% in FY22 to 16.43% in FY23 and further to 18.47% in FY24. This suggests that the company has been able to maintain its pricing power and control its costs effectively.</w:t>
+        <w:t>The debt service coverage ratio (DSCR) for FY2025 is 4.85, which is healthy, indicating the company's ability to meet its debt obligations.</w:t>
+      </w:r>
+    </w:p>
+    <w:p/>
+    <w:tbl>
+      <w:tblPr>
+        <w:tblStyle w:val="TableGrid"/>
+        <w:tblW w:type="auto" w:w="0"/>
+        <w:jc w:val="left"/>
+        <w:tblLook w:firstColumn="1" w:firstRow="1" w:lastColumn="0" w:lastRow="0" w:noHBand="0" w:noVBand="1" w:val="04A0"/>
+      </w:tblPr>
+      <w:tblGrid>
+        <w:gridCol w:w="1824"/>
+        <w:gridCol w:w="1824"/>
+        <w:gridCol w:w="1824"/>
+        <w:gridCol w:w="1824"/>
+        <w:gridCol w:w="1824"/>
+      </w:tblGrid>
+      <w:tr>
+        <w:tc>
+          <w:tcPr>
+            <w:tcW w:type="dxa" w:w="1824"/>
+            <w:shd w:val="clear" w:color="auto" w:fill="003366"/>
+          </w:tcPr>
+          <w:p>
+            <w:r>
+              <w:rPr>
+                <w:b/>
+                <w:color w:val="FFFFFF"/>
+                <w:sz w:val="19"/>
+              </w:rPr>
+              <w:t>Fiscal Year</w:t>
+            </w:r>
+          </w:p>
+        </w:tc>
+        <w:tc>
+          <w:tcPr>
+            <w:tcW w:type="dxa" w:w="1824"/>
+            <w:shd w:val="clear" w:color="auto" w:fill="003366"/>
+          </w:tcPr>
+          <w:p>
+            <w:r>
+              <w:rPr>
+                <w:b/>
+                <w:color w:val="FFFFFF"/>
+                <w:sz w:val="19"/>
+              </w:rPr>
+              <w:t>Current Ratio</w:t>
+            </w:r>
+          </w:p>
+        </w:tc>
+        <w:tc>
+          <w:tcPr>
+            <w:tcW w:type="dxa" w:w="1824"/>
+            <w:shd w:val="clear" w:color="auto" w:fill="003366"/>
+          </w:tcPr>
+          <w:p>
+            <w:r>
+              <w:rPr>
+                <w:b/>
+                <w:color w:val="FFFFFF"/>
+                <w:sz w:val="19"/>
+              </w:rPr>
+              <w:t>Debt-Equity Ratio</w:t>
+            </w:r>
+          </w:p>
+        </w:tc>
+        <w:tc>
+          <w:tcPr>
+            <w:tcW w:type="dxa" w:w="1824"/>
+            <w:shd w:val="clear" w:color="auto" w:fill="003366"/>
+          </w:tcPr>
+          <w:p>
+            <w:r>
+              <w:rPr>
+                <w:b/>
+                <w:color w:val="FFFFFF"/>
+                <w:sz w:val="19"/>
+              </w:rPr>
+              <w:t>ICR</w:t>
+            </w:r>
+          </w:p>
+        </w:tc>
+        <w:tc>
+          <w:tcPr>
+            <w:tcW w:type="dxa" w:w="1824"/>
+            <w:shd w:val="clear" w:color="auto" w:fill="003366"/>
+          </w:tcPr>
+          <w:p>
+            <w:r>
+              <w:rPr>
+                <w:b/>
+                <w:color w:val="FFFFFF"/>
+                <w:sz w:val="19"/>
+              </w:rPr>
+              <w:t>DSCR</w:t>
+            </w:r>
+          </w:p>
+        </w:tc>
+      </w:tr>
+      <w:tr>
+        <w:tc>
+          <w:tcPr>
+            <w:tcW w:type="dxa" w:w="1824"/>
+          </w:tcPr>
+          <w:p>
+            <w:r>
+              <w:rPr>
+                <w:color w:val="000000"/>
+                <w:sz w:val="19"/>
+              </w:rPr>
+              <w:t>FY2025</w:t>
+            </w:r>
+          </w:p>
+        </w:tc>
+        <w:tc>
+          <w:tcPr>
+            <w:tcW w:type="dxa" w:w="1824"/>
+          </w:tcPr>
+          <w:p>
+            <w:r>
+              <w:rPr>
+                <w:color w:val="000000"/>
+                <w:sz w:val="19"/>
+              </w:rPr>
+              <w:t>2.14</w:t>
+            </w:r>
+          </w:p>
+        </w:tc>
+        <w:tc>
+          <w:tcPr>
+            <w:tcW w:type="dxa" w:w="1824"/>
+          </w:tcPr>
+          <w:p>
+            <w:r>
+              <w:rPr>
+                <w:color w:val="000000"/>
+                <w:sz w:val="19"/>
+              </w:rPr>
+              <w:t>0.30</w:t>
+            </w:r>
+          </w:p>
+        </w:tc>
+        <w:tc>
+          <w:tcPr>
+            <w:tcW w:type="dxa" w:w="1824"/>
+          </w:tcPr>
+          <w:p>
+            <w:r>
+              <w:rPr>
+                <w:color w:val="000000"/>
+                <w:sz w:val="19"/>
+              </w:rPr>
+              <w:t>18.60</w:t>
+            </w:r>
+          </w:p>
+        </w:tc>
+        <w:tc>
+          <w:tcPr>
+            <w:tcW w:type="dxa" w:w="1824"/>
+          </w:tcPr>
+          <w:p>
+            <w:r>
+              <w:rPr>
+                <w:color w:val="000000"/>
+                <w:sz w:val="19"/>
+              </w:rPr>
+              <w:t>4.85</w:t>
+            </w:r>
+          </w:p>
+        </w:tc>
+      </w:tr>
+    </w:tbl>
+    <w:p/>
+    <w:p/>
+    <w:p>
+      <w:r>
+        <w:rPr>
+          <w:b/>
+          <w:color w:val="003366"/>
+          <w:sz w:val="22"/>
+        </w:rPr>
+        <w:t>2.4 Cash Flow Analysis</w:t>
+      </w:r>
+    </w:p>
+    <w:p>
+      <w:pPr>
+        <w:spacing w:after="80"/>
+        <w:jc w:val="both"/>
+      </w:pPr>
+      <w:r>
+        <w:rPr>
+          <w:sz w:val="21"/>
+        </w:rPr>
+        <w:t>The cash from operations has increased from $1,472 in FY2023 to $1,624 in FY2024 and $1,890 in FY2025, indicating a positive trend in the company's ability to generate cash from its operations.</w:t>
       </w:r>
     </w:p>
     <w:p/>
     <w:p>
       <w:pPr>
         <w:spacing w:after="80"/>
+        <w:jc w:val="both"/>
       </w:pPr>
       <w:r>
         <w:rPr>
-          <w:b/>
           <w:sz w:val="21"/>
         </w:rPr>
-        <w:t>2. Balance Sheet Analysis - Assets, Debt, and Equity</w:t>
+        <w:t>The cash from investing activities has been negative, with outflows of $768 in FY2023, $748 in FY2024, and $867 in FY2025, indicating investments in capital expenditures or other assets.</w:t>
       </w:r>
     </w:p>
     <w:p/>
     <w:p>
       <w:pPr>
         <w:spacing w:after="80"/>
+        <w:jc w:val="both"/>
       </w:pPr>
       <w:r>
         <w:rPr>
           <w:sz w:val="21"/>
         </w:rPr>
-        <w:t>The company's total assets have increased from Rs 15,167.48 Lakhs in FY22 to Rs 17,013.20 Lakhs in FY24, representing a growth rate of 12.25% over the two-year period. The debt-to-equity (D/E) ratio has decreased significantly, from 1.24 in FY22 to 0.86 in FY24, indicating a reduction in the company's reliance on debt financing and an improvement in its capital structure.</w:t>
+        <w:t>The cash from financing activities has been negative, with outflows of $594 in FY2023, $734 in FY2024, and $835 in FY2025, indicating repayments of debt or dividends.</w:t>
       </w:r>
     </w:p>
     <w:p/>
     <w:p>
       <w:pPr>
         <w:spacing w:after="80"/>
-      </w:pPr>
-      <w:r>
-        <w:rPr>
-          <w:b/>
-          <w:sz w:val="21"/>
-        </w:rPr>
-        <w:t>3. Key Ratios - Commentary</w:t>
-      </w:r>
-    </w:p>
-    <w:p/>
-    <w:p>
-      <w:pPr>
-        <w:spacing w:after="80"/>
+        <w:jc w:val="both"/>
       </w:pPr>
       <w:r>
         <w:rPr>
           <w:sz w:val="21"/>
         </w:rPr>
-        <w:t>The key ratios analyzed below provide further insight into the company's financial performance:</w:t>
+        <w:t>The closing cash position has increased from $920 in FY2023 to $1,062 in FY2024 and $1,250 in FY2025, indicating a positive trend in the company's cash position.</w:t>
       </w:r>
     </w:p>
     <w:p/>
-    <w:p>
-      <w:pPr>
-        <w:pStyle w:val="ListBullet"/>
-      </w:pPr>
-      <w:r>
-        <w:rPr>
-          <w:sz w:val="21"/>
-        </w:rPr>
-        <w:t>Debt Service Coverage Ratio (DSCR): The DSCR has increased from 1.34 in FY22 to 1.84 in FY24, indicating a significant improvement in the company's ability to meet its debt obligations.</w:t>
-      </w:r>
-    </w:p>
-    <w:p>
-      <w:pPr>
-        <w:pStyle w:val="ListBullet"/>
-      </w:pPr>
-      <w:r>
-        <w:rPr>
-          <w:sz w:val="21"/>
-        </w:rPr>
-        <w:t>Interest Coverage Ratio (ICR): The ICR has also shown a notable increase, from 2.28 in FY22 to 3.46 in FY24, suggesting that the company has a comfortable cushion to meet its interest payments.</w:t>
-      </w:r>
-    </w:p>
-    <w:p>
-      <w:pPr>
-        <w:pStyle w:val="ListBullet"/>
-      </w:pPr>
-      <w:r>
-        <w:rPr>
-          <w:sz w:val="21"/>
-        </w:rPr>
-        <w:t>Current Ratio: The current ratio has increased from 1.31 in FY22 to 1.42 in FY24, indicating that the company has a sufficient liquidity position to meet its short-term obligations.</w:t>
-      </w:r>
-    </w:p>
-    <w:p>
-      <w:pPr>
-        <w:pStyle w:val="ListBullet"/>
-      </w:pPr>
-      <w:r>
-        <w:rPr>
-          <w:sz w:val="21"/>
-        </w:rPr>
-        <w:t>D/E Ratio: As mentioned earlier, the D/E ratio has decreased significantly, from 1.24 in FY22 to 0.86 in FY24, highlighting an improvement in the company's capital structure.</w:t>
-      </w:r>
-    </w:p>
+    <w:tbl>
+      <w:tblPr>
+        <w:tblStyle w:val="TableGrid"/>
+        <w:tblW w:type="auto" w:w="0"/>
+        <w:jc w:val="left"/>
+        <w:tblLook w:firstColumn="1" w:firstRow="1" w:lastColumn="0" w:lastRow="0" w:noHBand="0" w:noVBand="1" w:val="04A0"/>
+      </w:tblPr>
+      <w:tblGrid>
+        <w:gridCol w:w="1824"/>
+        <w:gridCol w:w="1824"/>
+        <w:gridCol w:w="1824"/>
+        <w:gridCol w:w="1824"/>
+        <w:gridCol w:w="1824"/>
+      </w:tblGrid>
+      <w:tr>
+        <w:tc>
+          <w:tcPr>
+            <w:tcW w:type="dxa" w:w="1824"/>
+            <w:shd w:val="clear" w:color="auto" w:fill="003366"/>
+          </w:tcPr>
+          <w:p>
+            <w:r>
+              <w:rPr>
+                <w:b/>
+                <w:color w:val="FFFFFF"/>
+                <w:sz w:val="19"/>
+              </w:rPr>
+              <w:t>Fiscal Year</w:t>
+            </w:r>
+          </w:p>
+        </w:tc>
+        <w:tc>
+          <w:tcPr>
+            <w:tcW w:type="dxa" w:w="1824"/>
+            <w:shd w:val="clear" w:color="auto" w:fill="003366"/>
+          </w:tcPr>
+          <w:p>
+            <w:r>
+              <w:rPr>
+                <w:b/>
+                <w:color w:val="FFFFFF"/>
+                <w:sz w:val="19"/>
+              </w:rPr>
+              <w:t>Cash from Operations</w:t>
+            </w:r>
+          </w:p>
+        </w:tc>
+        <w:tc>
+          <w:tcPr>
+            <w:tcW w:type="dxa" w:w="1824"/>
+            <w:shd w:val="clear" w:color="auto" w:fill="003366"/>
+          </w:tcPr>
+          <w:p>
+            <w:r>
+              <w:rPr>
+                <w:b/>
+                <w:color w:val="FFFFFF"/>
+                <w:sz w:val="19"/>
+              </w:rPr>
+              <w:t>Cash from Investing</w:t>
+            </w:r>
+          </w:p>
+        </w:tc>
+        <w:tc>
+          <w:tcPr>
+            <w:tcW w:type="dxa" w:w="1824"/>
+            <w:shd w:val="clear" w:color="auto" w:fill="003366"/>
+          </w:tcPr>
+          <w:p>
+            <w:r>
+              <w:rPr>
+                <w:b/>
+                <w:color w:val="FFFFFF"/>
+                <w:sz w:val="19"/>
+              </w:rPr>
+              <w:t>Cash from Financing</w:t>
+            </w:r>
+          </w:p>
+        </w:tc>
+        <w:tc>
+          <w:tcPr>
+            <w:tcW w:type="dxa" w:w="1824"/>
+            <w:shd w:val="clear" w:color="auto" w:fill="003366"/>
+          </w:tcPr>
+          <w:p>
+            <w:r>
+              <w:rPr>
+                <w:b/>
+                <w:color w:val="FFFFFF"/>
+                <w:sz w:val="19"/>
+              </w:rPr>
+              <w:t>Closing Cash</w:t>
+            </w:r>
+          </w:p>
+        </w:tc>
+      </w:tr>
+      <w:tr>
+        <w:tc>
+          <w:tcPr>
+            <w:tcW w:type="dxa" w:w="1824"/>
+          </w:tcPr>
+          <w:p>
+            <w:r>
+              <w:rPr>
+                <w:color w:val="000000"/>
+                <w:sz w:val="19"/>
+              </w:rPr>
+              <w:t>FY2023</w:t>
+            </w:r>
+          </w:p>
+        </w:tc>
+        <w:tc>
+          <w:tcPr>
+            <w:tcW w:type="dxa" w:w="1824"/>
+          </w:tcPr>
+          <w:p>
+            <w:r>
+              <w:rPr>
+                <w:color w:val="000000"/>
+                <w:sz w:val="19"/>
+              </w:rPr>
+              <w:t>$1,472</w:t>
+            </w:r>
+          </w:p>
+        </w:tc>
+        <w:tc>
+          <w:tcPr>
+            <w:tcW w:type="dxa" w:w="1824"/>
+          </w:tcPr>
+          <w:p>
+            <w:r>
+              <w:rPr>
+                <w:color w:val="000000"/>
+                <w:sz w:val="19"/>
+              </w:rPr>
+              <w:t>-$768</w:t>
+            </w:r>
+          </w:p>
+        </w:tc>
+        <w:tc>
+          <w:tcPr>
+            <w:tcW w:type="dxa" w:w="1824"/>
+          </w:tcPr>
+          <w:p>
+            <w:r>
+              <w:rPr>
+                <w:color w:val="000000"/>
+                <w:sz w:val="19"/>
+              </w:rPr>
+              <w:t>-$594</w:t>
+            </w:r>
+          </w:p>
+        </w:tc>
+        <w:tc>
+          <w:tcPr>
+            <w:tcW w:type="dxa" w:w="1824"/>
+          </w:tcPr>
+          <w:p>
+            <w:r>
+              <w:rPr>
+                <w:color w:val="000000"/>
+                <w:sz w:val="19"/>
+              </w:rPr>
+              <w:t>$920</w:t>
+            </w:r>
+          </w:p>
+        </w:tc>
+      </w:tr>
+      <w:tr>
+        <w:tc>
+          <w:tcPr>
+            <w:tcW w:type="dxa" w:w="1824"/>
+            <w:shd w:val="clear" w:color="auto" w:fill="EAF0F8"/>
+          </w:tcPr>
+          <w:p>
+            <w:r>
+              <w:rPr>
+                <w:color w:val="000000"/>
+                <w:sz w:val="19"/>
+              </w:rPr>
+              <w:t>FY2024</w:t>
+            </w:r>
+          </w:p>
+        </w:tc>
+        <w:tc>
+          <w:tcPr>
+            <w:tcW w:type="dxa" w:w="1824"/>
+            <w:shd w:val="clear" w:color="auto" w:fill="EAF0F8"/>
+          </w:tcPr>
+          <w:p>
+            <w:r>
+              <w:rPr>
+                <w:color w:val="000000"/>
+                <w:sz w:val="19"/>
+              </w:rPr>
+              <w:t>$1,624</w:t>
+            </w:r>
+          </w:p>
+        </w:tc>
+        <w:tc>
+          <w:tcPr>
+            <w:tcW w:type="dxa" w:w="1824"/>
+            <w:shd w:val="clear" w:color="auto" w:fill="EAF0F8"/>
+          </w:tcPr>
+          <w:p>
+            <w:r>
+              <w:rPr>
+                <w:color w:val="000000"/>
+                <w:sz w:val="19"/>
+              </w:rPr>
+              <w:t>-$748</w:t>
+            </w:r>
+          </w:p>
+        </w:tc>
+        <w:tc>
+          <w:tcPr>
+            <w:tcW w:type="dxa" w:w="1824"/>
+            <w:shd w:val="clear" w:color="auto" w:fill="EAF0F8"/>
+          </w:tcPr>
+          <w:p>
+            <w:r>
+              <w:rPr>
+                <w:color w:val="000000"/>
+                <w:sz w:val="19"/>
+              </w:rPr>
+              <w:t>-$734</w:t>
+            </w:r>
+          </w:p>
+        </w:tc>
+        <w:tc>
+          <w:tcPr>
+            <w:tcW w:type="dxa" w:w="1824"/>
+            <w:shd w:val="clear" w:color="auto" w:fill="EAF0F8"/>
+          </w:tcPr>
+          <w:p>
+            <w:r>
+              <w:rPr>
+                <w:color w:val="000000"/>
+                <w:sz w:val="19"/>
+              </w:rPr>
+              <w:t>$1,062</w:t>
+            </w:r>
+          </w:p>
+        </w:tc>
+      </w:tr>
+      <w:tr>
+        <w:tc>
+          <w:tcPr>
+            <w:tcW w:type="dxa" w:w="1824"/>
+          </w:tcPr>
+          <w:p>
+            <w:r>
+              <w:rPr>
+                <w:color w:val="000000"/>
+                <w:sz w:val="19"/>
+              </w:rPr>
+              <w:t>FY2025</w:t>
+            </w:r>
+          </w:p>
+        </w:tc>
+        <w:tc>
+          <w:tcPr>
+            <w:tcW w:type="dxa" w:w="1824"/>
+          </w:tcPr>
+          <w:p>
+            <w:r>
+              <w:rPr>
+                <w:color w:val="000000"/>
+                <w:sz w:val="19"/>
+              </w:rPr>
+              <w:t>$1,890</w:t>
+            </w:r>
+          </w:p>
+        </w:tc>
+        <w:tc>
+          <w:tcPr>
+            <w:tcW w:type="dxa" w:w="1824"/>
+          </w:tcPr>
+          <w:p>
+            <w:r>
+              <w:rPr>
+                <w:color w:val="000000"/>
+                <w:sz w:val="19"/>
+              </w:rPr>
+              <w:t>-$867</w:t>
+            </w:r>
+          </w:p>
+        </w:tc>
+        <w:tc>
+          <w:tcPr>
+            <w:tcW w:type="dxa" w:w="1824"/>
+          </w:tcPr>
+          <w:p>
+            <w:r>
+              <w:rPr>
+                <w:color w:val="000000"/>
+                <w:sz w:val="19"/>
+              </w:rPr>
+              <w:t>-$835</w:t>
+            </w:r>
+          </w:p>
+        </w:tc>
+        <w:tc>
+          <w:tcPr>
+            <w:tcW w:type="dxa" w:w="1824"/>
+          </w:tcPr>
+          <w:p>
+            <w:r>
+              <w:rPr>
+                <w:color w:val="000000"/>
+                <w:sz w:val="19"/>
+              </w:rPr>
+              <w:t>$1,250</w:t>
+            </w:r>
+          </w:p>
+        </w:tc>
+      </w:tr>
+    </w:tbl>
     <w:p/>
-    <w:p>
-      <w:pPr>
-        <w:spacing w:after="80"/>
-      </w:pPr>
-      <w:r>
-        <w:rPr>
-          <w:b/>
-          <w:sz w:val="21"/>
-        </w:rPr>
-        <w:t>4. Cash Flow Analysis</w:t>
-      </w:r>
-    </w:p>
-    <w:p/>
-    <w:p>
-      <w:pPr>
-        <w:spacing w:after="80"/>
-      </w:pPr>
-      <w:r>
-        <w:rPr>
-          <w:sz w:val="21"/>
-        </w:rPr>
-        <w:t>The company's cash flow from operations has shown a steady increase, from Rs 1,742.70 Lakhs in FY22 to Rs 2,678.32 Lakhs in FY24, representing a growth rate of 53.73% over the two-year period. The closing cash balance has also increased significantly, from Rs 175.60 Lakhs in FY22 to Rs 701.96 Lakhs in FY24. This suggests that the company has a strong ability to generate cash from its operations and maintain a healthy cash position.</w:t>
-      </w:r>
-    </w:p>
-    <w:p/>
-    <w:p>
-      <w:pPr>
-        <w:spacing w:after="80"/>
-      </w:pPr>
-      <w:r>
-        <w:rPr>
-          <w:sz w:val="21"/>
-        </w:rPr>
-        <w:t>Overall, the company's financial performance has shown significant improvements over the past three years, with increases in revenue, profitability, and cash flow generation. The reduction in the D/E ratio and the improvement in key ratios such as DSCR, ICR, and current ratio are positive indicators of the company's financial health. However, it is essential to continue monitoring the company's financial performance to ensure that these trends are sustainable in the long term.</w:t>
-      </w:r>
-    </w:p>
     <w:p/>
     <w:p>
       <w:pPr>
@@ -363,7 +1461,7 @@
           <w:color w:val="003366"/>
           <w:sz w:val="26"/>
         </w:rPr>
-        <w:t>SECTION 3 — BANKING &amp; CREDIT HISTORY</w:t>
+        <w:t>SECTION 3 — EXISTING DEBT &amp; CREDIT PROFILE</w:t>
       </w:r>
     </w:p>
     <w:p>
@@ -374,15 +1472,25 @@
       </w:pPr>
     </w:p>
     <w:p>
+      <w:r>
+        <w:rPr>
+          <w:b/>
+          <w:color w:val="003366"/>
+          <w:sz w:val="24"/>
+        </w:rPr>
+        <w:t>3.1 Existing Debt Instruments</w:t>
+      </w:r>
+    </w:p>
+    <w:p>
       <w:pPr>
         <w:spacing w:after="80"/>
+        <w:jc w:val="both"/>
       </w:pPr>
       <w:r>
         <w:rPr>
-          <w:b/>
           <w:sz w:val="21"/>
         </w:rPr>
-        <w:t>Section 3: Credit Assessment</w:t>
+        <w:t>Passionfruit Inc. has total borrowings of USD 1250.00 as of FY2025. The company's debt instruments are not explicitly detailed in the provided data, but it is mentioned that the company has senior unsecured notes classified as long-term debt.</w:t>
       </w:r>
     </w:p>
     <w:p/>
@@ -391,21 +1499,246 @@
         <w:rPr>
           <w:b/>
           <w:color w:val="003366"/>
-          <w:sz w:val="22"/>
+          <w:sz w:val="24"/>
         </w:rPr>
-        <w:t>3.1 Banking Conduct</w:t>
+        <w:t>3.2 Debt Terms &amp; Structure</w:t>
       </w:r>
     </w:p>
-    <w:p/>
     <w:p>
       <w:pPr>
         <w:spacing w:after="80"/>
+        <w:jc w:val="both"/>
       </w:pPr>
       <w:r>
         <w:rPr>
           <w:sz w:val="21"/>
         </w:rPr>
-        <w:t>The company has demonstrated a satisfactory track record in its banking conduct, with no reported defaults or Special Mention Accounts (SMAs) across its banking facilities. The borrower has adhered to the terms and conditions of the credit facilities, including timely repayment of principal and interest.</w:t>
+        <w:t>The following table summarizes the debt terms and structure of Passionfruit Inc.:</w:t>
+      </w:r>
+    </w:p>
+    <w:p/>
+    <w:tbl>
+      <w:tblPr>
+        <w:tblStyle w:val="TableGrid"/>
+        <w:tblW w:type="auto" w:w="0"/>
+        <w:jc w:val="left"/>
+        <w:tblLook w:firstColumn="1" w:firstRow="1" w:lastColumn="0" w:lastRow="0" w:noHBand="0" w:noVBand="1" w:val="04A0"/>
+      </w:tblPr>
+      <w:tblGrid>
+        <w:gridCol w:w="1520"/>
+        <w:gridCol w:w="1520"/>
+        <w:gridCol w:w="1520"/>
+        <w:gridCol w:w="1520"/>
+        <w:gridCol w:w="1520"/>
+        <w:gridCol w:w="1520"/>
+      </w:tblGrid>
+      <w:tr>
+        <w:tc>
+          <w:tcPr>
+            <w:tcW w:type="dxa" w:w="1520"/>
+            <w:shd w:val="clear" w:color="auto" w:fill="003366"/>
+          </w:tcPr>
+          <w:p>
+            <w:r>
+              <w:rPr>
+                <w:b/>
+                <w:color w:val="FFFFFF"/>
+                <w:sz w:val="19"/>
+              </w:rPr>
+              <w:t>Instrument Type</w:t>
+            </w:r>
+          </w:p>
+        </w:tc>
+        <w:tc>
+          <w:tcPr>
+            <w:tcW w:type="dxa" w:w="1520"/>
+            <w:shd w:val="clear" w:color="auto" w:fill="003366"/>
+          </w:tcPr>
+          <w:p>
+            <w:r>
+              <w:rPr>
+                <w:b/>
+                <w:color w:val="FFFFFF"/>
+                <w:sz w:val="19"/>
+              </w:rPr>
+              <w:t>Counterparty</w:t>
+            </w:r>
+          </w:p>
+        </w:tc>
+        <w:tc>
+          <w:tcPr>
+            <w:tcW w:type="dxa" w:w="1520"/>
+            <w:shd w:val="clear" w:color="auto" w:fill="003366"/>
+          </w:tcPr>
+          <w:p>
+            <w:r>
+              <w:rPr>
+                <w:b/>
+                <w:color w:val="FFFFFF"/>
+                <w:sz w:val="19"/>
+              </w:rPr>
+              <w:t>Purpose</w:t>
+            </w:r>
+          </w:p>
+        </w:tc>
+        <w:tc>
+          <w:tcPr>
+            <w:tcW w:type="dxa" w:w="1520"/>
+            <w:shd w:val="clear" w:color="auto" w:fill="003366"/>
+          </w:tcPr>
+          <w:p>
+            <w:r>
+              <w:rPr>
+                <w:b/>
+                <w:color w:val="FFFFFF"/>
+                <w:sz w:val="19"/>
+              </w:rPr>
+              <w:t>Interest Rate</w:t>
+            </w:r>
+          </w:p>
+        </w:tc>
+        <w:tc>
+          <w:tcPr>
+            <w:tcW w:type="dxa" w:w="1520"/>
+            <w:shd w:val="clear" w:color="auto" w:fill="003366"/>
+          </w:tcPr>
+          <w:p>
+            <w:r>
+              <w:rPr>
+                <w:b/>
+                <w:color w:val="FFFFFF"/>
+                <w:sz w:val="19"/>
+              </w:rPr>
+              <w:t>Outstanding Amount</w:t>
+            </w:r>
+          </w:p>
+        </w:tc>
+        <w:tc>
+          <w:tcPr>
+            <w:tcW w:type="dxa" w:w="1520"/>
+            <w:shd w:val="clear" w:color="auto" w:fill="003366"/>
+          </w:tcPr>
+          <w:p>
+            <w:r>
+              <w:rPr>
+                <w:b/>
+                <w:color w:val="FFFFFF"/>
+                <w:sz w:val="19"/>
+              </w:rPr>
+              <w:t>Maturity Date</w:t>
+            </w:r>
+          </w:p>
+        </w:tc>
+      </w:tr>
+      <w:tr>
+        <w:tc>
+          <w:tcPr>
+            <w:tcW w:type="dxa" w:w="1520"/>
+          </w:tcPr>
+          <w:p>
+            <w:r>
+              <w:rPr>
+                <w:color w:val="000000"/>
+                <w:sz w:val="19"/>
+              </w:rPr>
+              <w:t>Senior unsecured notes</w:t>
+            </w:r>
+          </w:p>
+        </w:tc>
+        <w:tc>
+          <w:tcPr>
+            <w:tcW w:type="dxa" w:w="1520"/>
+          </w:tcPr>
+          <w:p>
+            <w:r>
+              <w:rPr>
+                <w:color w:val="000000"/>
+                <w:sz w:val="19"/>
+              </w:rPr>
+              <w:t>Not specified</w:t>
+            </w:r>
+          </w:p>
+        </w:tc>
+        <w:tc>
+          <w:tcPr>
+            <w:tcW w:type="dxa" w:w="1520"/>
+          </w:tcPr>
+          <w:p>
+            <w:r>
+              <w:rPr>
+                <w:color w:val="000000"/>
+                <w:sz w:val="19"/>
+              </w:rPr>
+              <w:t>Long-term debt</w:t>
+            </w:r>
+          </w:p>
+        </w:tc>
+        <w:tc>
+          <w:tcPr>
+            <w:tcW w:type="dxa" w:w="1520"/>
+          </w:tcPr>
+          <w:p>
+            <w:r>
+              <w:rPr>
+                <w:color w:val="000000"/>
+                <w:sz w:val="19"/>
+              </w:rPr>
+              <w:t>Not specified</w:t>
+            </w:r>
+          </w:p>
+        </w:tc>
+        <w:tc>
+          <w:tcPr>
+            <w:tcW w:type="dxa" w:w="1520"/>
+          </w:tcPr>
+          <w:p>
+            <w:r>
+              <w:rPr>
+                <w:color w:val="000000"/>
+                <w:sz w:val="19"/>
+              </w:rPr>
+              <w:t>USD 1250.00</w:t>
+            </w:r>
+          </w:p>
+        </w:tc>
+        <w:tc>
+          <w:tcPr>
+            <w:tcW w:type="dxa" w:w="1520"/>
+          </w:tcPr>
+          <w:p>
+            <w:r>
+              <w:rPr>
+                <w:color w:val="000000"/>
+                <w:sz w:val="19"/>
+              </w:rPr>
+              <w:t>Not specified</w:t>
+            </w:r>
+          </w:p>
+        </w:tc>
+      </w:tr>
+    </w:tbl>
+    <w:p/>
+    <w:p/>
+    <w:p>
+      <w:r>
+        <w:rPr>
+          <w:b/>
+          <w:color w:val="003366"/>
+          <w:sz w:val="24"/>
+        </w:rPr>
+        <w:t>3.3 Credit Ratings</w:t>
+      </w:r>
+    </w:p>
+    <w:p>
+      <w:pPr>
+        <w:spacing w:after="80"/>
+        <w:jc w:val="both"/>
+      </w:pPr>
+      <w:r>
+        <w:rPr>
+          <w:sz w:val="21"/>
+        </w:rPr>
+        <w:t>No external credit ratings (e.g., S&amp;P, Moody's, CRISIL, ICRA) are available for Passionfruit Inc. in the provided data.</w:t>
       </w:r>
     </w:p>
     <w:p/>
@@ -414,9 +1747,21 @@
         <w:rPr>
           <w:b/>
           <w:color w:val="003366"/>
-          <w:sz w:val="22"/>
+          <w:sz w:val="24"/>
         </w:rPr>
-        <w:t>3.2 Existing Credit Facilities</w:t>
+        <w:t>3.4 Covenants &amp; Restrictions</w:t>
+      </w:r>
+    </w:p>
+    <w:p>
+      <w:pPr>
+        <w:spacing w:after="80"/>
+        <w:jc w:val="both"/>
+      </w:pPr>
+      <w:r>
+        <w:rPr>
+          <w:sz w:val="21"/>
+        </w:rPr>
+        <w:t>The senior unsecured notes contain customary covenants, including a maximum consolidated leverage ratio of 3.50x and a minimum interest coverage ratio of 3.00x.</w:t>
       </w:r>
     </w:p>
     <w:p/>
@@ -425,177 +1770,21 @@
         <w:rPr>
           <w:b/>
           <w:color w:val="003366"/>
-          <w:sz w:val="22"/>
+          <w:sz w:val="24"/>
         </w:rPr>
-        <w:t>The company has the following existing credit facilities:</w:t>
+        <w:t>3.5 Repayment &amp; Conduct</w:t>
       </w:r>
     </w:p>
-    <w:p/>
     <w:p>
       <w:pPr>
-        <w:pStyle w:val="ListNumber"/>
+        <w:spacing w:after="80"/>
+        <w:jc w:val="both"/>
       </w:pPr>
       <w:r>
         <w:rPr>
           <w:sz w:val="21"/>
         </w:rPr>
-        <w:t xml:space="preserve">1. </w:t>
-      </w:r>
-      <w:r>
-        <w:rPr>
-          <w:b/>
-          <w:sz w:val="21"/>
-        </w:rPr>
-        <w:t>State Bank of India</w:t>
-      </w:r>
-      <w:r>
-        <w:rPr>
-          <w:sz w:val="21"/>
-        </w:rPr>
-        <w:t>: Term Loan for Machinery Upgrade, with an interest rate of 9.25% and an outstanding amount of Rs1842.40L.</w:t>
-      </w:r>
-    </w:p>
-    <w:p>
-      <w:pPr>
-        <w:pStyle w:val="ListNumber"/>
-      </w:pPr>
-      <w:r>
-        <w:rPr>
-          <w:sz w:val="21"/>
-        </w:rPr>
-        <w:t xml:space="preserve">2. </w:t>
-      </w:r>
-      <w:r>
-        <w:rPr>
-          <w:b/>
-          <w:sz w:val="21"/>
-        </w:rPr>
-        <w:t>HDFC Bank Ltd</w:t>
-      </w:r>
-      <w:r>
-        <w:rPr>
-          <w:sz w:val="21"/>
-        </w:rPr>
-        <w:t>: Term Loan for Plant Expansion, with an interest rate of 9.75% and an outstanding amount of Rs1114.20L.</w:t>
-      </w:r>
-    </w:p>
-    <w:p>
-      <w:pPr>
-        <w:pStyle w:val="ListNumber"/>
-      </w:pPr>
-      <w:r>
-        <w:rPr>
-          <w:sz w:val="21"/>
-        </w:rPr>
-        <w:t xml:space="preserve">3. </w:t>
-      </w:r>
-      <w:r>
-        <w:rPr>
-          <w:b/>
-          <w:sz w:val="21"/>
-        </w:rPr>
-        <w:t>State Bank of India</w:t>
-      </w:r>
-      <w:r>
-        <w:rPr>
-          <w:sz w:val="21"/>
-        </w:rPr>
-        <w:t>: Cash Credit (CC) Limit for Working Capital, with an interest rate of 9.50% and an outstanding amount of Rs1614.20L.</w:t>
-      </w:r>
-    </w:p>
-    <w:p>
-      <w:pPr>
-        <w:pStyle w:val="ListNumber"/>
-      </w:pPr>
-      <w:r>
-        <w:rPr>
-          <w:sz w:val="21"/>
-        </w:rPr>
-        <w:t xml:space="preserve">4. </w:t>
-      </w:r>
-      <w:r>
-        <w:rPr>
-          <w:b/>
-          <w:sz w:val="21"/>
-        </w:rPr>
-        <w:t>HDFC Bank Ltd</w:t>
-      </w:r>
-      <w:r>
-        <w:rPr>
-          <w:sz w:val="21"/>
-        </w:rPr>
-        <w:t>: Export Packing Credit (PC) for Pre-shipment Export Finance, with an interest rate of 8.80% and an outstanding amount of Rs842.40L.</w:t>
-      </w:r>
-    </w:p>
-    <w:p>
-      <w:pPr>
-        <w:pStyle w:val="ListNumber"/>
-      </w:pPr>
-      <w:r>
-        <w:rPr>
-          <w:sz w:val="21"/>
-        </w:rPr>
-        <w:t xml:space="preserve">5. </w:t>
-      </w:r>
-      <w:r>
-        <w:rPr>
-          <w:b/>
-          <w:sz w:val="21"/>
-        </w:rPr>
-        <w:t>NBFC</w:t>
-      </w:r>
-      <w:r>
-        <w:rPr>
-          <w:sz w:val="21"/>
-        </w:rPr>
-        <w:t>: Loan for Equipment Purchase (Looms), with an interest rate of 10.20% and an outstanding amount of Rs357.60L.</w:t>
-      </w:r>
-    </w:p>
-    <w:p/>
-    <w:p>
-      <w:pPr>
-        <w:spacing w:after="80"/>
-      </w:pPr>
-      <w:r>
-        <w:rPr>
-          <w:sz w:val="21"/>
-        </w:rPr>
-        <w:t>The total outstanding amount across all credit facilities is Rs4,770.80L.</w:t>
-      </w:r>
-    </w:p>
-    <w:p/>
-    <w:p>
-      <w:r>
-        <w:rPr>
-          <w:b/>
-          <w:color w:val="003366"/>
-          <w:sz w:val="22"/>
-        </w:rPr>
-        <w:t>3.3 Repayment Track Record</w:t>
-      </w:r>
-    </w:p>
-    <w:p/>
-    <w:p>
-      <w:pPr>
-        <w:spacing w:after="80"/>
-      </w:pPr>
-      <w:r>
-        <w:rPr>
-          <w:sz w:val="21"/>
-        </w:rPr>
-        <w:t>The company has maintained a satisfactory repayment track record, with timely repayments of principal and interest across all credit facilities. The borrower's repayment history indicates a strong commitment to meeting its credit obligations, which is a positive indicator of its creditworthiness.</w:t>
-      </w:r>
-    </w:p>
-    <w:p/>
-    <w:p>
-      <w:pPr>
-        <w:spacing w:after="80"/>
-      </w:pPr>
-      <w:r>
-        <w:rPr>
-          <w:sz w:val="21"/>
-        </w:rPr>
-        <w:t>It is worth noting that the audit observations highlighted some internal control weaknesses, including the lack of systematic bin-card reconciliation, GST Input Tax Credit reconciliation issues, and delays in updating the Fixed Asset register. However, the company has taken corrective actions to address these issues, including implementing a bin-card system, reversing and charging the mismatched ITC to P&amp;L, and updating the Fixed Asset register. The auditor's opinion is clean, and there are no going concern issues, which further supports the company's creditworthiness.</w:t>
+        <w:t>No adverse conduct has been reported based on the available information. The company's repayment track record is not explicitly detailed in the provided data. However, the company's debt servicing capacity can be inferred from its financial performance, with a debt-to-equity ratio of 0.30 and an interest coverage ratio (ICR) of 18.60 as of FY2025.</w:t>
       </w:r>
     </w:p>
     <w:p/>
@@ -621,15 +1810,301 @@
       </w:pPr>
     </w:p>
     <w:p>
+      <w:r>
+        <w:rPr>
+          <w:b/>
+          <w:color w:val="003366"/>
+          <w:sz w:val="24"/>
+        </w:rPr>
+        <w:t>1. Risk Assessment</w:t>
+      </w:r>
+    </w:p>
+    <w:p>
       <w:pPr>
         <w:spacing w:after="80"/>
+        <w:jc w:val="both"/>
+      </w:pPr>
+      <w:r>
+        <w:rPr>
+          <w:sz w:val="21"/>
+        </w:rPr>
+        <w:t>The risk assessment for Passionfruit Inc. is categorized into six key areas: Financial Risk, Operational Risk, Market Risk, Management Risk, Compliance Risk, and External Risk. The identified risks, their severity, and mitigants are as follows:</w:t>
+      </w:r>
+    </w:p>
+    <w:p/>
+    <w:p>
+      <w:pPr>
+        <w:pStyle w:val="ListBullet"/>
+        <w:jc w:val="both"/>
       </w:pPr>
       <w:r>
         <w:rPr>
           <w:b/>
           <w:sz w:val="21"/>
         </w:rPr>
-        <w:t>Section 4: Risk Assessment, Security and Collateral, and Contingent Liabilities</w:t>
+        <w:t>Financial Risk</w:t>
+      </w:r>
+      <w:r>
+        <w:rPr>
+          <w:sz w:val="21"/>
+        </w:rPr>
+        <w:t>:</w:t>
+      </w:r>
+    </w:p>
+    <w:p>
+      <w:pPr>
+        <w:pStyle w:val="ListBullet"/>
+        <w:jc w:val="both"/>
+      </w:pPr>
+      <w:r>
+        <w:rPr>
+          <w:sz w:val="21"/>
+        </w:rPr>
+        <w:t>Risk: Foreign Currency Exposure | Severity: Medium | Mitigant: Partially Hedged</w:t>
+      </w:r>
+    </w:p>
+    <w:p>
+      <w:pPr>
+        <w:pStyle w:val="ListBullet"/>
+        <w:jc w:val="both"/>
+      </w:pPr>
+      <w:r>
+        <w:rPr>
+          <w:sz w:val="21"/>
+        </w:rPr>
+        <w:t>Risk: Leverage Ratio | Severity: Low | Mitigant: Customary covenants, including a maximum consolidated leverage ratio of 3.50x</w:t>
+      </w:r>
+    </w:p>
+    <w:p>
+      <w:pPr>
+        <w:pStyle w:val="ListBullet"/>
+        <w:jc w:val="both"/>
+      </w:pPr>
+      <w:r>
+        <w:rPr>
+          <w:sz w:val="21"/>
+        </w:rPr>
+        <w:t>Risk: Interest Coverage Ratio | Severity: Low | Mitigant: Minimum interest coverage ratio of 3.00x</w:t>
+      </w:r>
+    </w:p>
+    <w:p/>
+    <w:p>
+      <w:pPr>
+        <w:pStyle w:val="ListBullet"/>
+        <w:jc w:val="both"/>
+      </w:pPr>
+      <w:r>
+        <w:rPr>
+          <w:b/>
+          <w:sz w:val="21"/>
+        </w:rPr>
+        <w:t>Operational Risk</w:t>
+      </w:r>
+      <w:r>
+        <w:rPr>
+          <w:sz w:val="21"/>
+        </w:rPr>
+        <w:t>:</w:t>
+      </w:r>
+    </w:p>
+    <w:p>
+      <w:pPr>
+        <w:pStyle w:val="ListBullet"/>
+        <w:jc w:val="both"/>
+      </w:pPr>
+      <w:r>
+        <w:rPr>
+          <w:sz w:val="21"/>
+        </w:rPr>
+        <w:t>Risk: Supply Chain Concentration | Severity: Medium | Mitigant: Mitigated through diversification efforts</w:t>
+      </w:r>
+    </w:p>
+    <w:p>
+      <w:pPr>
+        <w:pStyle w:val="ListBullet"/>
+        <w:jc w:val="both"/>
+      </w:pPr>
+      <w:r>
+        <w:rPr>
+          <w:sz w:val="21"/>
+        </w:rPr>
+        <w:t>Risk: Inventory Obsolescence | Severity: Medium | Mitigant: Effective inventory management and obsolescence reserve calculations</w:t>
+      </w:r>
+    </w:p>
+    <w:p/>
+    <w:p>
+      <w:pPr>
+        <w:pStyle w:val="ListBullet"/>
+        <w:jc w:val="both"/>
+      </w:pPr>
+      <w:r>
+        <w:rPr>
+          <w:b/>
+          <w:sz w:val="21"/>
+        </w:rPr>
+        <w:t>Market Risk</w:t>
+      </w:r>
+      <w:r>
+        <w:rPr>
+          <w:sz w:val="21"/>
+        </w:rPr>
+        <w:t>:</w:t>
+      </w:r>
+    </w:p>
+    <w:p>
+      <w:pPr>
+        <w:pStyle w:val="ListBullet"/>
+        <w:jc w:val="both"/>
+      </w:pPr>
+      <w:r>
+        <w:rPr>
+          <w:sz w:val="21"/>
+        </w:rPr>
+        <w:t>Risk: Commodity Price Volatility | Severity: High | Mitigant: Active monitoring and hedging strategies</w:t>
+      </w:r>
+    </w:p>
+    <w:p>
+      <w:pPr>
+        <w:pStyle w:val="ListBullet"/>
+        <w:jc w:val="both"/>
+      </w:pPr>
+      <w:r>
+        <w:rPr>
+          <w:sz w:val="21"/>
+        </w:rPr>
+        <w:t>Risk: Market Competition | Severity: Medium | Mitigant: Continuous product innovation and market research</w:t>
+      </w:r>
+    </w:p>
+    <w:p/>
+    <w:p>
+      <w:pPr>
+        <w:pStyle w:val="ListBullet"/>
+        <w:jc w:val="both"/>
+      </w:pPr>
+      <w:r>
+        <w:rPr>
+          <w:b/>
+          <w:sz w:val="21"/>
+        </w:rPr>
+        <w:t>Management Risk</w:t>
+      </w:r>
+      <w:r>
+        <w:rPr>
+          <w:sz w:val="21"/>
+        </w:rPr>
+        <w:t>:</w:t>
+      </w:r>
+    </w:p>
+    <w:p>
+      <w:pPr>
+        <w:pStyle w:val="ListBullet"/>
+        <w:jc w:val="both"/>
+      </w:pPr>
+      <w:r>
+        <w:rPr>
+          <w:sz w:val="21"/>
+        </w:rPr>
+        <w:t>Risk: Key Person Dependence | Severity: Medium | Mitigant: Succession planning and talent development</w:t>
+      </w:r>
+    </w:p>
+    <w:p>
+      <w:pPr>
+        <w:pStyle w:val="ListBullet"/>
+        <w:jc w:val="both"/>
+      </w:pPr>
+      <w:r>
+        <w:rPr>
+          <w:sz w:val="21"/>
+        </w:rPr>
+        <w:t>Risk: Management Experience | Severity: Low | Mitigant: Experienced key management personnel</w:t>
+      </w:r>
+    </w:p>
+    <w:p/>
+    <w:p>
+      <w:pPr>
+        <w:pStyle w:val="ListBullet"/>
+        <w:jc w:val="both"/>
+      </w:pPr>
+      <w:r>
+        <w:rPr>
+          <w:b/>
+          <w:sz w:val="21"/>
+        </w:rPr>
+        <w:t>Compliance Risk</w:t>
+      </w:r>
+      <w:r>
+        <w:rPr>
+          <w:sz w:val="21"/>
+        </w:rPr>
+        <w:t>:</w:t>
+      </w:r>
+    </w:p>
+    <w:p>
+      <w:pPr>
+        <w:pStyle w:val="ListBullet"/>
+        <w:jc w:val="both"/>
+      </w:pPr>
+      <w:r>
+        <w:rPr>
+          <w:sz w:val="21"/>
+        </w:rPr>
+        <w:t>Risk: Regulatory / Health Claims | Severity: Medium | Mitigant: Ongoing compliance monitoring and regulatory affairs management</w:t>
+      </w:r>
+    </w:p>
+    <w:p>
+      <w:pPr>
+        <w:pStyle w:val="ListBullet"/>
+        <w:jc w:val="both"/>
+      </w:pPr>
+      <w:r>
+        <w:rPr>
+          <w:sz w:val="21"/>
+        </w:rPr>
+        <w:t>Risk: Data Privacy | Severity: Medium | Mitigant: Implementation of robust data protection policies</w:t>
+      </w:r>
+    </w:p>
+    <w:p/>
+    <w:p>
+      <w:pPr>
+        <w:pStyle w:val="ListBullet"/>
+        <w:jc w:val="both"/>
+      </w:pPr>
+      <w:r>
+        <w:rPr>
+          <w:b/>
+          <w:sz w:val="21"/>
+        </w:rPr>
+        <w:t>External Risk</w:t>
+      </w:r>
+      <w:r>
+        <w:rPr>
+          <w:sz w:val="21"/>
+        </w:rPr>
+        <w:t>:</w:t>
+      </w:r>
+    </w:p>
+    <w:p>
+      <w:pPr>
+        <w:pStyle w:val="ListBullet"/>
+        <w:jc w:val="both"/>
+      </w:pPr>
+      <w:r>
+        <w:rPr>
+          <w:sz w:val="21"/>
+        </w:rPr>
+        <w:t>Risk: Economic Downturn | Severity: High | Mitigant: Diversified revenue streams and cost management</w:t>
+      </w:r>
+    </w:p>
+    <w:p>
+      <w:pPr>
+        <w:pStyle w:val="ListBullet"/>
+        <w:jc w:val="both"/>
+      </w:pPr>
+      <w:r>
+        <w:rPr>
+          <w:sz w:val="21"/>
+        </w:rPr>
+        <w:t>Risk: Geopolitical Uncertainty | Severity: Medium | Mitigant: Global supply chain management and risk assessment</w:t>
       </w:r>
     </w:p>
     <w:p/>
@@ -638,325 +2113,21 @@
         <w:rPr>
           <w:b/>
           <w:color w:val="003366"/>
-          <w:sz w:val="22"/>
+          <w:sz w:val="24"/>
         </w:rPr>
-        <w:t>4.1 Risk Assessment</w:t>
+        <w:t>2. SAVE Risk Rating</w:t>
       </w:r>
     </w:p>
-    <w:p/>
     <w:p>
       <w:pPr>
         <w:spacing w:after="80"/>
+        <w:jc w:val="both"/>
       </w:pPr>
       <w:r>
         <w:rPr>
           <w:sz w:val="21"/>
         </w:rPr>
-        <w:t>The risk assessment of the company is categorized into financial, operational, management, and other risks, along with their respective mitigants.</w:t>
-      </w:r>
-    </w:p>
-    <w:p/>
-    <w:p>
-      <w:pPr>
-        <w:spacing w:after="80"/>
-      </w:pPr>
-      <w:r>
-        <w:rPr>
-          <w:b/>
-          <w:sz w:val="21"/>
-        </w:rPr>
-        <w:t>Risks:</w:t>
-      </w:r>
-    </w:p>
-    <w:p/>
-    <w:p>
-      <w:pPr>
-        <w:pStyle w:val="ListNumber"/>
-      </w:pPr>
-      <w:r>
-        <w:rPr>
-          <w:sz w:val="21"/>
-        </w:rPr>
-        <w:t xml:space="preserve">1. </w:t>
-      </w:r>
-      <w:r>
-        <w:rPr>
-          <w:b/>
-          <w:sz w:val="21"/>
-        </w:rPr>
-        <w:t>Financial Risks:</w:t>
-      </w:r>
-    </w:p>
-    <w:p>
-      <w:pPr>
-        <w:pStyle w:val="ListBullet"/>
-      </w:pPr>
-      <w:r>
-        <w:rPr>
-          <w:sz w:val="21"/>
-        </w:rPr>
-        <w:t>Cotton commodity price spike risk: The recent 18% increase in MCX cotton prices in Q4 FY24 poses a significant risk to the company's profitability.</w:t>
-      </w:r>
-    </w:p>
-    <w:p>
-      <w:pPr>
-        <w:pStyle w:val="ListBullet"/>
-      </w:pPr>
-      <w:r>
-        <w:rPr>
-          <w:sz w:val="21"/>
-        </w:rPr>
-        <w:t>Export receivables &gt;90 days: ₹142L (5% of debtors) are outstanding for more than 90 days, indicating a potential credit risk.</w:t>
-      </w:r>
-    </w:p>
-    <w:p>
-      <w:pPr>
-        <w:pStyle w:val="ListNumber"/>
-      </w:pPr>
-      <w:r>
-        <w:rPr>
-          <w:sz w:val="21"/>
-        </w:rPr>
-        <w:t xml:space="preserve">2. </w:t>
-      </w:r>
-      <w:r>
-        <w:rPr>
-          <w:b/>
-          <w:sz w:val="21"/>
-        </w:rPr>
-        <w:t>Operational Risks:</w:t>
-      </w:r>
-    </w:p>
-    <w:p>
-      <w:pPr>
-        <w:pStyle w:val="ListBullet"/>
-      </w:pPr>
-      <w:r>
-        <w:rPr>
-          <w:sz w:val="21"/>
-        </w:rPr>
-        <w:t>Bhilwara plant utilization at 72%: This is below the company average, indicating inefficient resource allocation and potential operational inefficiencies.</w:t>
-      </w:r>
-    </w:p>
-    <w:p>
-      <w:pPr>
-        <w:pStyle w:val="ListNumber"/>
-      </w:pPr>
-      <w:r>
-        <w:rPr>
-          <w:sz w:val="21"/>
-        </w:rPr>
-        <w:t xml:space="preserve">3. </w:t>
-      </w:r>
-      <w:r>
-        <w:rPr>
-          <w:b/>
-          <w:sz w:val="21"/>
-        </w:rPr>
-        <w:t>Management Risks:</w:t>
-      </w:r>
-    </w:p>
-    <w:p>
-      <w:pPr>
-        <w:pStyle w:val="ListBullet"/>
-      </w:pPr>
-      <w:r>
-        <w:rPr>
-          <w:sz w:val="21"/>
-        </w:rPr>
-        <w:t>Key-man dependency: The CMD being the sole signatory for major contracts poses a significant risk to the company's operations in case of his unavailability.</w:t>
-      </w:r>
-    </w:p>
-    <w:p>
-      <w:pPr>
-        <w:pStyle w:val="ListNumber"/>
-      </w:pPr>
-      <w:r>
-        <w:rPr>
-          <w:sz w:val="21"/>
-        </w:rPr>
-        <w:t xml:space="preserve">4. </w:t>
-      </w:r>
-      <w:r>
-        <w:rPr>
-          <w:b/>
-          <w:sz w:val="21"/>
-        </w:rPr>
-        <w:t>Compliance and Legal Risks:</w:t>
-      </w:r>
-    </w:p>
-    <w:p>
-      <w:pPr>
-        <w:pStyle w:val="ListBullet"/>
-      </w:pPr>
-      <w:r>
-        <w:rPr>
-          <w:sz w:val="21"/>
-        </w:rPr>
-        <w:t>IT demand AY20-21 ₹84.20L: The pending appeal with CIT(A) poses a risk to the company's financials.</w:t>
-      </w:r>
-    </w:p>
-    <w:p>
-      <w:pPr>
-        <w:pStyle w:val="ListBullet"/>
-      </w:pPr>
-      <w:r>
-        <w:rPr>
-          <w:sz w:val="21"/>
-        </w:rPr>
-        <w:t>GST ITC mismatch: Although resolved, the initial weakness in vendor compliance highlights the need for stringent monitoring.</w:t>
-      </w:r>
-    </w:p>
-    <w:p/>
-    <w:p>
-      <w:pPr>
-        <w:spacing w:after="80"/>
-      </w:pPr>
-      <w:r>
-        <w:rPr>
-          <w:b/>
-          <w:sz w:val="21"/>
-        </w:rPr>
-        <w:t>Mitigants:</w:t>
-      </w:r>
-    </w:p>
-    <w:p/>
-    <w:p>
-      <w:pPr>
-        <w:pStyle w:val="ListNumber"/>
-      </w:pPr>
-      <w:r>
-        <w:rPr>
-          <w:sz w:val="21"/>
-        </w:rPr>
-        <w:t xml:space="preserve">1. </w:t>
-      </w:r>
-      <w:r>
-        <w:rPr>
-          <w:b/>
-          <w:sz w:val="21"/>
-        </w:rPr>
-        <w:t>Financial Mitigants:</w:t>
-      </w:r>
-    </w:p>
-    <w:p>
-      <w:pPr>
-        <w:pStyle w:val="ListBullet"/>
-      </w:pPr>
-      <w:r>
-        <w:rPr>
-          <w:sz w:val="21"/>
-        </w:rPr>
-        <w:t>Diversified revenue streams: The company's presence in multiple segments helps mitigate the impact of cotton price fluctuations.</w:t>
-      </w:r>
-    </w:p>
-    <w:p>
-      <w:pPr>
-        <w:pStyle w:val="ListBullet"/>
-      </w:pPr>
-      <w:r>
-        <w:rPr>
-          <w:sz w:val="21"/>
-        </w:rPr>
-        <w:t>Regular review of receivables: The company's focus on managing export receivables can help reduce the credit risk associated with &gt;90 days outstanding payments.</w:t>
-      </w:r>
-    </w:p>
-    <w:p>
-      <w:pPr>
-        <w:pStyle w:val="ListNumber"/>
-      </w:pPr>
-      <w:r>
-        <w:rPr>
-          <w:sz w:val="21"/>
-        </w:rPr>
-        <w:t xml:space="preserve">2. </w:t>
-      </w:r>
-      <w:r>
-        <w:rPr>
-          <w:b/>
-          <w:sz w:val="21"/>
-        </w:rPr>
-        <w:t>Operational Mitigants:</w:t>
-      </w:r>
-    </w:p>
-    <w:p>
-      <w:pPr>
-        <w:pStyle w:val="ListBullet"/>
-      </w:pPr>
-      <w:r>
-        <w:rPr>
-          <w:sz w:val="21"/>
-        </w:rPr>
-        <w:t>Ongoing efforts to improve plant utilization: Actions are being taken to enhance the Bhilwara plant's efficiency, which should lead to better resource allocation.</w:t>
-      </w:r>
-    </w:p>
-    <w:p>
-      <w:pPr>
-        <w:pStyle w:val="ListNumber"/>
-      </w:pPr>
-      <w:r>
-        <w:rPr>
-          <w:sz w:val="21"/>
-        </w:rPr>
-        <w:t xml:space="preserve">3. </w:t>
-      </w:r>
-      <w:r>
-        <w:rPr>
-          <w:b/>
-          <w:sz w:val="21"/>
-        </w:rPr>
-        <w:t>Management Mitigants:</w:t>
-      </w:r>
-    </w:p>
-    <w:p>
-      <w:pPr>
-        <w:pStyle w:val="ListBullet"/>
-      </w:pPr>
-      <w:r>
-        <w:rPr>
-          <w:sz w:val="21"/>
-        </w:rPr>
-        <w:t>Succession planning: Although partially resolved, the company is likely to address the key-man dependency risk through appropriate planning and distribution of responsibilities.</w:t>
-      </w:r>
-    </w:p>
-    <w:p>
-      <w:pPr>
-        <w:pStyle w:val="ListNumber"/>
-      </w:pPr>
-      <w:r>
-        <w:rPr>
-          <w:sz w:val="21"/>
-        </w:rPr>
-        <w:t xml:space="preserve">4. </w:t>
-      </w:r>
-      <w:r>
-        <w:rPr>
-          <w:b/>
-          <w:sz w:val="21"/>
-        </w:rPr>
-        <w:t>Compliance and Legal Mitigants:</w:t>
-      </w:r>
-    </w:p>
-    <w:p>
-      <w:pPr>
-        <w:pStyle w:val="ListBullet"/>
-      </w:pPr>
-      <w:r>
-        <w:rPr>
-          <w:sz w:val="21"/>
-        </w:rPr>
-        <w:t>Internal audit coverage: The increase in internal audit visits, including those to the Bhilwara plant, ensures better compliance and risk management.</w:t>
-      </w:r>
-    </w:p>
-    <w:p>
-      <w:pPr>
-        <w:pStyle w:val="ListBullet"/>
-      </w:pPr>
-      <w:r>
-        <w:rPr>
-          <w:sz w:val="21"/>
-        </w:rPr>
-        <w:t>Professional advice: The company's engagement with legal and tax professionals for the IT and GST disputes demonstrates its commitment to resolving these issues.</w:t>
+        <w:t>The overall SAVE risk rating for Passionfruit Inc. is SB-2, with a score of 8.00. This rating implies that the company has a moderate credit risk profile, with a stable financial position and effective risk management practices in place. The rating suggests that the borrower's creditworthiness is satisfactory, with a low to moderate likelihood of default.</w:t>
       </w:r>
     </w:p>
     <w:p/>
@@ -965,102 +2136,21 @@
         <w:rPr>
           <w:b/>
           <w:color w:val="003366"/>
-          <w:sz w:val="22"/>
+          <w:sz w:val="24"/>
         </w:rPr>
-        <w:t>4.2 Security and Collateral</w:t>
+        <w:t>3. Security &amp; Collateral</w:t>
       </w:r>
     </w:p>
-    <w:p/>
     <w:p>
       <w:pPr>
         <w:spacing w:after="80"/>
+        <w:jc w:val="both"/>
       </w:pPr>
       <w:r>
         <w:rPr>
           <w:sz w:val="21"/>
         </w:rPr>
-        <w:t>The company has provided both primary and collateral security to mitigate credit risk.</w:t>
-      </w:r>
-    </w:p>
-    <w:p/>
-    <w:p>
-      <w:pPr>
-        <w:pStyle w:val="ListBullet"/>
-      </w:pPr>
-      <w:r>
-        <w:rPr>
-          <w:b/>
-          <w:sz w:val="21"/>
-        </w:rPr>
-        <w:t>Primary Security:</w:t>
-      </w:r>
-    </w:p>
-    <w:p>
-      <w:pPr>
-        <w:pStyle w:val="ListBullet"/>
-      </w:pPr>
-      <w:r>
-        <w:rPr>
-          <w:sz w:val="21"/>
-        </w:rPr>
-        <w:t>First charge on current assets: Rs6462.00L and Rs3648.20L</w:t>
-      </w:r>
-    </w:p>
-    <w:p>
-      <w:pPr>
-        <w:pStyle w:val="ListBullet"/>
-      </w:pPr>
-      <w:r>
-        <w:rPr>
-          <w:sz w:val="21"/>
-        </w:rPr>
-        <w:t>First charge on fixed assets: Rs7833.24L</w:t>
-      </w:r>
-    </w:p>
-    <w:p>
-      <w:pPr>
-        <w:pStyle w:val="ListBullet"/>
-      </w:pPr>
-      <w:r>
-        <w:rPr>
-          <w:b/>
-          <w:sz w:val="21"/>
-        </w:rPr>
-        <w:t>Collateral Security:</w:t>
-      </w:r>
-    </w:p>
-    <w:p>
-      <w:pPr>
-        <w:pStyle w:val="ListBullet"/>
-      </w:pPr>
-      <w:r>
-        <w:rPr>
-          <w:sz w:val="21"/>
-        </w:rPr>
-        <w:t>Hypothecation of stocks and book debts: Rs284.60L</w:t>
-      </w:r>
-    </w:p>
-    <w:p>
-      <w:pPr>
-        <w:pStyle w:val="ListBullet"/>
-      </w:pPr>
-      <w:r>
-        <w:rPr>
-          <w:sz w:val="21"/>
-        </w:rPr>
-        <w:t>Pledge of shares: Rs18750.00L</w:t>
-      </w:r>
-    </w:p>
-    <w:p/>
-    <w:p>
-      <w:pPr>
-        <w:spacing w:after="80"/>
-      </w:pPr>
-      <w:r>
-        <w:rPr>
-          <w:sz w:val="21"/>
-        </w:rPr>
-        <w:t>The total value of the primary security is Rs17943.44L (Rs6462.00L + Rs7833.24L + Rs3648.20L), and the collateral security is Rs19034.60L (Rs284.60L + Rs18750.00L). The coverage ratio, considering the primary security, is deemed adequate to cover the credit facilities extended.</w:t>
+        <w:t>The primary security for the loan is the senior unsecured notes, which contain customary covenants, including a maximum consolidated leverage ratio of 3.50x and a minimum interest coverage ratio of 3.00x. The value of the collateral is not disclosed. The security description is long-term debt, which provides a level of comfort in terms of the company's ability to meet its debt obligations.</w:t>
       </w:r>
     </w:p>
     <w:p/>
@@ -1069,70 +2159,21 @@
         <w:rPr>
           <w:b/>
           <w:color w:val="003366"/>
-          <w:sz w:val="22"/>
+          <w:sz w:val="24"/>
         </w:rPr>
-        <w:t>4.3 Contingent Liabilities</w:t>
+        <w:t>4. Contingent Liabilities</w:t>
       </w:r>
     </w:p>
-    <w:p/>
     <w:p>
       <w:pPr>
         <w:spacing w:after="80"/>
+        <w:jc w:val="both"/>
       </w:pPr>
       <w:r>
         <w:rPr>
           <w:sz w:val="21"/>
         </w:rPr>
-        <w:t>The company has contingent liabilities stemming from income tax and GST disputes.</w:t>
-      </w:r>
-    </w:p>
-    <w:p/>
-    <w:p>
-      <w:pPr>
-        <w:pStyle w:val="ListBullet"/>
-      </w:pPr>
-      <w:r>
-        <w:rPr>
-          <w:b/>
-          <w:sz w:val="21"/>
-        </w:rPr>
-        <w:t>Income Tax Dispute:</w:t>
-      </w:r>
-      <w:r>
-        <w:rPr>
-          <w:sz w:val="21"/>
-        </w:rPr>
-        <w:t xml:space="preserve"> Rs84.2L, which is disputed, under appeal, and not deposited.</w:t>
-      </w:r>
-    </w:p>
-    <w:p>
-      <w:pPr>
-        <w:pStyle w:val="ListBullet"/>
-      </w:pPr>
-      <w:r>
-        <w:rPr>
-          <w:b/>
-          <w:sz w:val="21"/>
-        </w:rPr>
-        <w:t>GST Dispute:</w:t>
-      </w:r>
-      <w:r>
-        <w:rPr>
-          <w:sz w:val="21"/>
-        </w:rPr>
-        <w:t xml:space="preserve"> Rs42.6L, which is also disputed, under appeal, and not deposited.</w:t>
-      </w:r>
-    </w:p>
-    <w:p/>
-    <w:p>
-      <w:pPr>
-        <w:spacing w:after="80"/>
-      </w:pPr>
-      <w:r>
-        <w:rPr>
-          <w:sz w:val="21"/>
-        </w:rPr>
-        <w:t>These contingent liabilities pose a risk to the company's financials if the appeals are not resolved in its favor. However, the company's legal and tax advisors are engaged in resolving these disputes, which is a positive mitigant. The impact of these contingent liabilities on the company's creditworthiness has been considered in the overall risk assessment.</w:t>
+        <w:t>No material contingent liabilities have been identified for Passionfruit Inc. The company's audit findings and risk assessments do not indicate any significant pending litigation, tax demands, or guarantees that could impact its financial position.</w:t>
       </w:r>
     </w:p>
     <w:p/>
@@ -1158,15 +2199,25 @@
       </w:pPr>
     </w:p>
     <w:p>
+      <w:r>
+        <w:rPr>
+          <w:b/>
+          <w:color w:val="003366"/>
+          <w:sz w:val="24"/>
+        </w:rPr>
+        <w:t>Proposed Credit Structure</w:t>
+      </w:r>
+    </w:p>
+    <w:p>
       <w:pPr>
         <w:spacing w:after="80"/>
+        <w:jc w:val="both"/>
       </w:pPr>
       <w:r>
         <w:rPr>
-          <w:b/>
           <w:sz w:val="21"/>
         </w:rPr>
-        <w:t>Section 5: Proposed Credit Structure and Final Recommendation</w:t>
+        <w:t>Based on the financial data provided, we recommend a credit facility of USD 2,500,000, which is approximately 30% of the company's total assets as of FY2025. The proposed facility will have a tenor of 5 years, with an interest rate of 6.5% per annum. The repayment schedule will be quarterly, with equal installments of principal and interest. The security for the facility will be a senior unsecured note, containing customary covenants, including a maximum consolidated leverage ratio of 3.50x and a minimum interest coverage ratio of 3.00x.</w:t>
       </w:r>
     </w:p>
     <w:p/>
@@ -1175,132 +2226,69 @@
         <w:rPr>
           <w:b/>
           <w:color w:val="003366"/>
-          <w:sz w:val="22"/>
+          <w:sz w:val="24"/>
         </w:rPr>
-        <w:t>5.1 Proposed Credit Structure</w:t>
+        <w:t>Key Conditions &amp; Covenants</w:t>
       </w:r>
     </w:p>
-    <w:p/>
     <w:p>
       <w:pPr>
         <w:spacing w:after="80"/>
+        <w:jc w:val="both"/>
       </w:pPr>
       <w:r>
         <w:rPr>
           <w:sz w:val="21"/>
         </w:rPr>
-        <w:t>Based on our analysis, we propose a working capital facility to Arjun Textiles Limited with the following terms:</w:t>
+        <w:t>The credit facility will be subject to the following conditions precedent:</w:t>
       </w:r>
     </w:p>
-    <w:p/>
     <w:p>
       <w:pPr>
-        <w:pStyle w:val="ListBullet"/>
+        <w:pStyle w:val="ListNumber"/>
+        <w:jc w:val="both"/>
       </w:pPr>
       <w:r>
         <w:rPr>
           <w:sz w:val="21"/>
         </w:rPr>
-        <w:t>Facility Type: Fund-Based Working Capital Facility</w:t>
+        <w:t>1. The company must maintain a minimum Debt Service Coverage Ratio (DSCR) of 1.25x.</w:t>
       </w:r>
     </w:p>
     <w:p>
       <w:pPr>
-        <w:pStyle w:val="ListBullet"/>
+        <w:pStyle w:val="ListNumber"/>
+        <w:jc w:val="both"/>
       </w:pPr>
       <w:r>
         <w:rPr>
           <w:sz w:val="21"/>
         </w:rPr>
-        <w:t>Facility Amount: Rs 4685.59 Lakhs</w:t>
+        <w:t>2. The company must maintain a maximum Debt-to-Equity (D/E) ratio of 2.0x.</w:t>
       </w:r>
     </w:p>
     <w:p>
       <w:pPr>
-        <w:pStyle w:val="ListBullet"/>
+        <w:pStyle w:val="ListNumber"/>
+        <w:jc w:val="both"/>
       </w:pPr>
       <w:r>
         <w:rPr>
           <w:sz w:val="21"/>
         </w:rPr>
-        <w:t>Tenor: 12 months, renewable on an annual basis subject to satisfactory performance and compliance with covenants</w:t>
+        <w:t>3. The company must provide quarterly financial statements, including balance sheets, income statements, and cash flow statements.</w:t>
       </w:r>
     </w:p>
     <w:p>
       <w:pPr>
-        <w:pStyle w:val="ListBullet"/>
+        <w:pStyle w:val="ListNumber"/>
+        <w:jc w:val="both"/>
       </w:pPr>
       <w:r>
         <w:rPr>
           <w:sz w:val="21"/>
         </w:rPr>
-        <w:t>Rate: Interest rate will be linked to the External Benchmark Rate (EBR) plus a spread of 1.50% per annum, resulting in an initial interest rate of 9.25% per annum</w:t>
-      </w:r>
-    </w:p>
-    <w:p>
-      <w:pPr>
-        <w:pStyle w:val="ListBullet"/>
-      </w:pPr>
-      <w:r>
-        <w:rPr>
-          <w:sz w:val="21"/>
-        </w:rPr>
-        <w:t>Repayment: The facility will be repayable on a monthly basis, with interest payable on a quarterly basis</w:t>
-      </w:r>
-    </w:p>
-    <w:p>
-      <w:pPr>
-        <w:pStyle w:val="ListBullet"/>
-      </w:pPr>
-      <w:r>
-        <w:rPr>
-          <w:sz w:val="21"/>
-        </w:rPr>
-        <w:t>Covenants:</w:t>
-      </w:r>
-    </w:p>
-    <w:p>
-      <w:pPr>
-        <w:pStyle w:val="ListBullet"/>
-      </w:pPr>
-      <w:r>
-        <w:rPr>
-          <w:sz w:val="21"/>
-        </w:rPr>
-        <w:t>Debt Service Coverage Ratio (DSCR) to be maintained at a minimum of 1.75x</w:t>
-      </w:r>
-    </w:p>
-    <w:p>
-      <w:pPr>
-        <w:pStyle w:val="ListBullet"/>
-      </w:pPr>
-      <w:r>
-        <w:rPr>
-          <w:sz w:val="21"/>
-        </w:rPr>
-        <w:t>Interest Coverage Ratio (ICR) to be maintained at a minimum of 3.25x</w:t>
-      </w:r>
-    </w:p>
-    <w:p>
-      <w:pPr>
-        <w:pStyle w:val="ListBullet"/>
-      </w:pPr>
-      <w:r>
-        <w:rPr>
-          <w:sz w:val="21"/>
-        </w:rPr>
-        <w:t>Debt to Equity (D/E) ratio to be maintained below 1.00x</w:t>
-      </w:r>
-    </w:p>
-    <w:p>
-      <w:pPr>
-        <w:pStyle w:val="ListBullet"/>
-      </w:pPr>
-      <w:r>
-        <w:rPr>
-          <w:sz w:val="21"/>
-        </w:rPr>
-        <w:t>Annual audited financial statements to be submitted within 120 days of the financial year-end</w:t>
+        <w:t>4. The company must maintain a minimum Interest Coverage Ratio (ICR) of 3.0x.</w:t>
       </w:r>
     </w:p>
     <w:p/>
@@ -1309,170 +2297,21 @@
         <w:rPr>
           <w:b/>
           <w:color w:val="003366"/>
-          <w:sz w:val="22"/>
+          <w:sz w:val="24"/>
         </w:rPr>
-        <w:t>5.2 Final Recommendation</w:t>
+        <w:t>Final Recommendation</w:t>
       </w:r>
     </w:p>
-    <w:p/>
     <w:p>
       <w:pPr>
         <w:spacing w:after="80"/>
+        <w:jc w:val="both"/>
       </w:pPr>
       <w:r>
         <w:rPr>
           <w:sz w:val="21"/>
         </w:rPr>
-        <w:t xml:space="preserve">Based on our comprehensive analysis, we recommend </w:t>
-      </w:r>
-      <w:r>
-        <w:rPr>
-          <w:b/>
-          <w:sz w:val="21"/>
-        </w:rPr>
-        <w:t>Approve with Conditions</w:t>
-      </w:r>
-      <w:r>
-        <w:rPr>
-          <w:sz w:val="21"/>
-        </w:rPr>
-        <w:t>. The conditions include:</w:t>
-      </w:r>
-    </w:p>
-    <w:p/>
-    <w:p>
-      <w:pPr>
-        <w:pStyle w:val="ListNumber"/>
-      </w:pPr>
-      <w:r>
-        <w:rPr>
-          <w:sz w:val="21"/>
-        </w:rPr>
-        <w:t>1. The borrower must maintain a minimum DSCR of 1.75x and ICR of 3.25x at all times during the tenor of the facility.</w:t>
-      </w:r>
-    </w:p>
-    <w:p>
-      <w:pPr>
-        <w:pStyle w:val="ListNumber"/>
-      </w:pPr>
-      <w:r>
-        <w:rPr>
-          <w:sz w:val="21"/>
-        </w:rPr>
-        <w:t>2. The borrower must ensure that the D/E ratio remains below 1.00x.</w:t>
-      </w:r>
-    </w:p>
-    <w:p>
-      <w:pPr>
-        <w:pStyle w:val="ListNumber"/>
-      </w:pPr>
-      <w:r>
-        <w:rPr>
-          <w:sz w:val="21"/>
-        </w:rPr>
-        <w:t>3. The borrower must submit annual audited financial statements within 120 days of the financial year-end.</w:t>
-      </w:r>
-    </w:p>
-    <w:p>
-      <w:pPr>
-        <w:pStyle w:val="ListNumber"/>
-      </w:pPr>
-      <w:r>
-        <w:rPr>
-          <w:sz w:val="21"/>
-        </w:rPr>
-        <w:t>4. The borrower must comply with all regulatory requirements and ensure that its banking conduct remains satisfactory.</w:t>
-      </w:r>
-    </w:p>
-    <w:p/>
-    <w:p>
-      <w:r>
-        <w:rPr>
-          <w:b/>
-          <w:color w:val="003366"/>
-          <w:sz w:val="22"/>
-        </w:rPr>
-        <w:t>5.3 Key Conditions and Covenants</w:t>
-      </w:r>
-    </w:p>
-    <w:p/>
-    <w:p>
-      <w:pPr>
-        <w:spacing w:after="80"/>
-      </w:pPr>
-      <w:r>
-        <w:rPr>
-          <w:sz w:val="21"/>
-        </w:rPr>
-        <w:t>The key conditions and covenants of the proposed facility are designed to ensure the borrower's continued financial health and ability to service the debt. These include:</w:t>
-      </w:r>
-    </w:p>
-    <w:p/>
-    <w:p>
-      <w:pPr>
-        <w:pStyle w:val="ListBullet"/>
-      </w:pPr>
-      <w:r>
-        <w:rPr>
-          <w:sz w:val="21"/>
-        </w:rPr>
-        <w:t>Regular financial reporting, including monthly sales and production data, and quarterly financial statements</w:t>
-      </w:r>
-    </w:p>
-    <w:p>
-      <w:pPr>
-        <w:pStyle w:val="ListBullet"/>
-      </w:pPr>
-      <w:r>
-        <w:rPr>
-          <w:sz w:val="21"/>
-        </w:rPr>
-        <w:t>Maintenance of a satisfactory DSCR, ICR, and D/E ratio</w:t>
-      </w:r>
-    </w:p>
-    <w:p>
-      <w:pPr>
-        <w:pStyle w:val="ListBullet"/>
-      </w:pPr>
-      <w:r>
-        <w:rPr>
-          <w:sz w:val="21"/>
-        </w:rPr>
-        <w:t>Compliance with all regulatory requirements</w:t>
-      </w:r>
-    </w:p>
-    <w:p>
-      <w:pPr>
-        <w:pStyle w:val="ListBullet"/>
-      </w:pPr>
-      <w:r>
-        <w:rPr>
-          <w:sz w:val="21"/>
-        </w:rPr>
-        <w:t>No material adverse change in the borrower's business or financial condition</w:t>
-      </w:r>
-    </w:p>
-    <w:p>
-      <w:pPr>
-        <w:pStyle w:val="ListBullet"/>
-      </w:pPr>
-      <w:r>
-        <w:rPr>
-          <w:sz w:val="21"/>
-        </w:rPr>
-        <w:t>No default or special mention accounts across its banking facilities</w:t>
-      </w:r>
-    </w:p>
-    <w:p/>
-    <w:p>
-      <w:pPr>
-        <w:spacing w:after="80"/>
-      </w:pPr>
-      <w:r>
-        <w:rPr>
-          <w:sz w:val="21"/>
-        </w:rPr>
-        <w:t>By approving this facility with the proposed conditions and covenants, we believe that Arjun Textiles Limited will be able to enhance its working capital and support its business growth, while also ensuring that the lender's risk is adequately mitigated.</w:t>
+        <w:t>We recommend approval of the credit facility, subject to the conditions and covenants outlined above. Our recommendation is based on the company's strong financial metrics, including a DSCR of 4.85x, a D/E ratio of 0.30x, and an ICR of 18.60x. The company's SAVE rating of SB-2 and unqualified auditor opinion from Ernst &amp; Whitman LLP also support our recommendation. The company's ability to generate cash from operations, with USD 1,890,000 in FY2025, and its strong asset turnover, with total assets of USD 9,820,000, further demonstrate its creditworthiness. However, we note that the company is exposed to market risk, operational risk, compliance risk, and financial risk, which are partially mitigated by its risk management strategies. Overall, we believe that the company has a strong credit profile and is capable of repaying the credit facility.</w:t>
       </w:r>
     </w:p>
     <w:p/>
@@ -1520,7 +2359,7 @@
         <w:color w:val="606060"/>
         <w:sz w:val="16"/>
       </w:rPr>
-      <w:t>CREDIT ASSESSMENT MEMORANDUM  |  Arjun Textiles Limited  |  CONFIDENTIAL</w:t>
+      <w:t>CREDIT ASSESSMENT MEMORANDUM  |  Passionfruit Inc.  |  CONFIDENTIAL</w:t>
     </w:r>
   </w:p>
 </w:hdr>
